--- a/resources/btec-business-unit-3-borrowing-laptop/BTEC-Business-Unit-3-Borrowing-Laptop-Student.docx
+++ b/resources/btec-business-unit-3-borrowing-laptop/BTEC-Business-Unit-3-Borrowing-Laptop-Student.docx
@@ -47,13 +47,13 @@
         <w:tc>
           <w:tcPr>
             <w:tcW w:type="dxa" w:w="7106"/>
-            <w:shd w:fill="142D40"/>
             <w:tcBorders>
               <w:top w:val="single" w:sz="4" w:color="D9D9D9"/>
               <w:bottom w:val="single" w:sz="4" w:color="D9D9D9"/>
               <w:left w:val="single" w:sz="4" w:color="D9D9D9"/>
               <w:right w:val="single" w:sz="4" w:color="D9D9D9"/>
             </w:tcBorders>
+            <w:shd w:fill="142D40"/>
             <w:tcMar>
               <w:top w:w="85" w:type="dxa"/>
               <w:bottom w:w="85" w:type="dxa"/>
@@ -78,13 +78,13 @@
         <w:tc>
           <w:tcPr>
             <w:tcW w:type="dxa" w:w="3046"/>
-            <w:shd w:fill="142D40"/>
             <w:tcBorders>
               <w:top w:val="single" w:sz="4" w:color="D9D9D9"/>
               <w:bottom w:val="single" w:sz="4" w:color="D9D9D9"/>
               <w:left w:val="single" w:sz="4" w:color="D9D9D9"/>
               <w:right w:val="single" w:sz="4" w:color="D9D9D9"/>
             </w:tcBorders>
+            <w:shd w:fill="142D40"/>
             <w:tcMar>
               <w:top w:w="85" w:type="dxa"/>
               <w:bottom w:w="85" w:type="dxa"/>
@@ -111,13 +111,13 @@
         <w:tc>
           <w:tcPr>
             <w:tcW w:type="dxa" w:w="7106"/>
-            <w:shd w:fill="FFFFFF"/>
             <w:tcBorders>
               <w:top w:val="single" w:sz="4" w:color="D9D9D9"/>
               <w:bottom w:val="single" w:sz="4" w:color="D9D9D9"/>
               <w:left w:val="single" w:sz="4" w:color="D9D9D9"/>
               <w:right w:val="single" w:sz="4" w:color="D9D9D9"/>
             </w:tcBorders>
+            <w:shd w:fill="FFFFFF"/>
             <w:tcMar>
               <w:top w:w="85" w:type="dxa"/>
               <w:bottom w:w="85" w:type="dxa"/>
@@ -142,13 +142,13 @@
         <w:tc>
           <w:tcPr>
             <w:tcW w:type="dxa" w:w="3046"/>
-            <w:shd w:fill="FFFFFF"/>
             <w:tcBorders>
               <w:top w:val="single" w:sz="4" w:color="D9D9D9"/>
               <w:bottom w:val="single" w:sz="4" w:color="D9D9D9"/>
               <w:left w:val="single" w:sz="4" w:color="D9D9D9"/>
               <w:right w:val="single" w:sz="4" w:color="D9D9D9"/>
             </w:tcBorders>
+            <w:shd w:fill="FFFFFF"/>
             <w:tcMar>
               <w:top w:w="85" w:type="dxa"/>
               <w:bottom w:w="85" w:type="dxa"/>
@@ -175,13 +175,13 @@
         <w:tc>
           <w:tcPr>
             <w:tcW w:type="dxa" w:w="7106"/>
-            <w:shd w:fill="F1F5F7"/>
             <w:tcBorders>
               <w:top w:val="single" w:sz="4" w:color="D9D9D9"/>
               <w:bottom w:val="single" w:sz="4" w:color="D9D9D9"/>
               <w:left w:val="single" w:sz="4" w:color="D9D9D9"/>
               <w:right w:val="single" w:sz="4" w:color="D9D9D9"/>
             </w:tcBorders>
+            <w:shd w:fill="F1F5F7"/>
             <w:tcMar>
               <w:top w:w="85" w:type="dxa"/>
               <w:bottom w:w="85" w:type="dxa"/>
@@ -206,13 +206,13 @@
         <w:tc>
           <w:tcPr>
             <w:tcW w:type="dxa" w:w="3046"/>
-            <w:shd w:fill="F1F5F7"/>
             <w:tcBorders>
               <w:top w:val="single" w:sz="4" w:color="D9D9D9"/>
               <w:bottom w:val="single" w:sz="4" w:color="D9D9D9"/>
               <w:left w:val="single" w:sz="4" w:color="D9D9D9"/>
               <w:right w:val="single" w:sz="4" w:color="D9D9D9"/>
             </w:tcBorders>
+            <w:shd w:fill="F1F5F7"/>
             <w:tcMar>
               <w:top w:w="85" w:type="dxa"/>
               <w:bottom w:w="85" w:type="dxa"/>
@@ -239,13 +239,13 @@
         <w:tc>
           <w:tcPr>
             <w:tcW w:type="dxa" w:w="7106"/>
-            <w:shd w:fill="FFFFFF"/>
             <w:tcBorders>
               <w:top w:val="single" w:sz="4" w:color="D9D9D9"/>
               <w:bottom w:val="single" w:sz="4" w:color="D9D9D9"/>
               <w:left w:val="single" w:sz="4" w:color="D9D9D9"/>
               <w:right w:val="single" w:sz="4" w:color="D9D9D9"/>
             </w:tcBorders>
+            <w:shd w:fill="FFFFFF"/>
             <w:tcMar>
               <w:top w:w="85" w:type="dxa"/>
               <w:bottom w:w="85" w:type="dxa"/>
@@ -270,13 +270,13 @@
         <w:tc>
           <w:tcPr>
             <w:tcW w:type="dxa" w:w="3046"/>
-            <w:shd w:fill="FFFFFF"/>
             <w:tcBorders>
               <w:top w:val="single" w:sz="4" w:color="D9D9D9"/>
               <w:bottom w:val="single" w:sz="4" w:color="D9D9D9"/>
               <w:left w:val="single" w:sz="4" w:color="D9D9D9"/>
               <w:right w:val="single" w:sz="4" w:color="D9D9D9"/>
             </w:tcBorders>
+            <w:shd w:fill="FFFFFF"/>
             <w:tcMar>
               <w:top w:w="85" w:type="dxa"/>
               <w:bottom w:w="85" w:type="dxa"/>
@@ -327,13 +327,13 @@
         <w:tc>
           <w:tcPr>
             <w:tcW w:type="dxa" w:w="3655"/>
-            <w:shd w:fill="142D40"/>
             <w:tcBorders>
               <w:top w:val="single" w:sz="4" w:color="D9D9D9"/>
               <w:bottom w:val="single" w:sz="4" w:color="D9D9D9"/>
               <w:left w:val="single" w:sz="4" w:color="D9D9D9"/>
               <w:right w:val="single" w:sz="4" w:color="D9D9D9"/>
             </w:tcBorders>
+            <w:shd w:fill="142D40"/>
             <w:tcMar>
               <w:top w:w="85" w:type="dxa"/>
               <w:bottom w:w="85" w:type="dxa"/>
@@ -358,13 +358,13 @@
         <w:tc>
           <w:tcPr>
             <w:tcW w:type="dxa" w:w="6497"/>
-            <w:shd w:fill="142D40"/>
             <w:tcBorders>
               <w:top w:val="single" w:sz="4" w:color="D9D9D9"/>
               <w:bottom w:val="single" w:sz="4" w:color="D9D9D9"/>
               <w:left w:val="single" w:sz="4" w:color="D9D9D9"/>
               <w:right w:val="single" w:sz="4" w:color="D9D9D9"/>
             </w:tcBorders>
+            <w:shd w:fill="142D40"/>
             <w:tcMar>
               <w:top w:w="85" w:type="dxa"/>
               <w:bottom w:w="85" w:type="dxa"/>
@@ -391,13 +391,13 @@
         <w:tc>
           <w:tcPr>
             <w:tcW w:type="dxa" w:w="3655"/>
-            <w:shd w:fill="FFFFFF"/>
             <w:tcBorders>
               <w:top w:val="single" w:sz="4" w:color="D9D9D9"/>
               <w:bottom w:val="single" w:sz="4" w:color="D9D9D9"/>
               <w:left w:val="single" w:sz="4" w:color="D9D9D9"/>
               <w:right w:val="single" w:sz="4" w:color="D9D9D9"/>
             </w:tcBorders>
+            <w:shd w:fill="FFFFFF"/>
             <w:tcMar>
               <w:top w:w="85" w:type="dxa"/>
               <w:bottom w:w="85" w:type="dxa"/>
@@ -422,13 +422,13 @@
         <w:tc>
           <w:tcPr>
             <w:tcW w:type="dxa" w:w="6497"/>
-            <w:shd w:fill="FFFFFF"/>
             <w:tcBorders>
               <w:top w:val="single" w:sz="4" w:color="D9D9D9"/>
               <w:bottom w:val="single" w:sz="4" w:color="D9D9D9"/>
               <w:left w:val="single" w:sz="4" w:color="D9D9D9"/>
               <w:right w:val="single" w:sz="4" w:color="D9D9D9"/>
             </w:tcBorders>
+            <w:shd w:fill="FFFFFF"/>
             <w:tcMar>
               <w:top w:w="85" w:type="dxa"/>
               <w:bottom w:w="85" w:type="dxa"/>
@@ -455,13 +455,13 @@
         <w:tc>
           <w:tcPr>
             <w:tcW w:type="dxa" w:w="3655"/>
-            <w:shd w:fill="F1F5F7"/>
             <w:tcBorders>
               <w:top w:val="single" w:sz="4" w:color="D9D9D9"/>
               <w:bottom w:val="single" w:sz="4" w:color="D9D9D9"/>
               <w:left w:val="single" w:sz="4" w:color="D9D9D9"/>
               <w:right w:val="single" w:sz="4" w:color="D9D9D9"/>
             </w:tcBorders>
+            <w:shd w:fill="F1F5F7"/>
             <w:tcMar>
               <w:top w:w="85" w:type="dxa"/>
               <w:bottom w:w="85" w:type="dxa"/>
@@ -486,13 +486,13 @@
         <w:tc>
           <w:tcPr>
             <w:tcW w:type="dxa" w:w="6497"/>
-            <w:shd w:fill="F1F5F7"/>
             <w:tcBorders>
               <w:top w:val="single" w:sz="4" w:color="D9D9D9"/>
               <w:bottom w:val="single" w:sz="4" w:color="D9D9D9"/>
               <w:left w:val="single" w:sz="4" w:color="D9D9D9"/>
               <w:right w:val="single" w:sz="4" w:color="D9D9D9"/>
             </w:tcBorders>
+            <w:shd w:fill="F1F5F7"/>
             <w:tcMar>
               <w:top w:w="85" w:type="dxa"/>
               <w:bottom w:w="85" w:type="dxa"/>
@@ -519,13 +519,13 @@
         <w:tc>
           <w:tcPr>
             <w:tcW w:type="dxa" w:w="3655"/>
-            <w:shd w:fill="FFFFFF"/>
             <w:tcBorders>
               <w:top w:val="single" w:sz="4" w:color="D9D9D9"/>
               <w:bottom w:val="single" w:sz="4" w:color="D9D9D9"/>
               <w:left w:val="single" w:sz="4" w:color="D9D9D9"/>
               <w:right w:val="single" w:sz="4" w:color="D9D9D9"/>
             </w:tcBorders>
+            <w:shd w:fill="FFFFFF"/>
             <w:tcMar>
               <w:top w:w="85" w:type="dxa"/>
               <w:bottom w:w="85" w:type="dxa"/>
@@ -550,13 +550,13 @@
         <w:tc>
           <w:tcPr>
             <w:tcW w:type="dxa" w:w="6497"/>
-            <w:shd w:fill="FFFFFF"/>
             <w:tcBorders>
               <w:top w:val="single" w:sz="4" w:color="D9D9D9"/>
               <w:bottom w:val="single" w:sz="4" w:color="D9D9D9"/>
               <w:left w:val="single" w:sz="4" w:color="D9D9D9"/>
               <w:right w:val="single" w:sz="4" w:color="D9D9D9"/>
             </w:tcBorders>
+            <w:shd w:fill="FFFFFF"/>
             <w:tcMar>
               <w:top w:w="85" w:type="dxa"/>
               <w:bottom w:w="85" w:type="dxa"/>
@@ -583,13 +583,13 @@
         <w:tc>
           <w:tcPr>
             <w:tcW w:type="dxa" w:w="3655"/>
-            <w:shd w:fill="F1F5F7"/>
             <w:tcBorders>
               <w:top w:val="single" w:sz="4" w:color="D9D9D9"/>
               <w:bottom w:val="single" w:sz="4" w:color="D9D9D9"/>
               <w:left w:val="single" w:sz="4" w:color="D9D9D9"/>
               <w:right w:val="single" w:sz="4" w:color="D9D9D9"/>
             </w:tcBorders>
+            <w:shd w:fill="F1F5F7"/>
             <w:tcMar>
               <w:top w:w="85" w:type="dxa"/>
               <w:bottom w:w="85" w:type="dxa"/>
@@ -614,13 +614,13 @@
         <w:tc>
           <w:tcPr>
             <w:tcW w:type="dxa" w:w="6497"/>
-            <w:shd w:fill="F1F5F7"/>
             <w:tcBorders>
               <w:top w:val="single" w:sz="4" w:color="D9D9D9"/>
               <w:bottom w:val="single" w:sz="4" w:color="D9D9D9"/>
               <w:left w:val="single" w:sz="4" w:color="D9D9D9"/>
               <w:right w:val="single" w:sz="4" w:color="D9D9D9"/>
             </w:tcBorders>
+            <w:shd w:fill="F1F5F7"/>
             <w:tcMar>
               <w:top w:w="85" w:type="dxa"/>
               <w:bottom w:w="85" w:type="dxa"/>
@@ -676,13 +676,13 @@
         <w:tc>
           <w:tcPr>
             <w:tcW w:type="dxa" w:w="7106"/>
-            <w:shd w:fill="142D40"/>
             <w:tcBorders>
               <w:top w:val="single" w:sz="4" w:color="D9D9D9"/>
               <w:bottom w:val="single" w:sz="4" w:color="D9D9D9"/>
               <w:left w:val="single" w:sz="4" w:color="D9D9D9"/>
               <w:right w:val="single" w:sz="4" w:color="D9D9D9"/>
             </w:tcBorders>
+            <w:shd w:fill="142D40"/>
             <w:tcMar>
               <w:top w:w="85" w:type="dxa"/>
               <w:bottom w:w="85" w:type="dxa"/>
@@ -707,13 +707,13 @@
         <w:tc>
           <w:tcPr>
             <w:tcW w:type="dxa" w:w="3046"/>
-            <w:shd w:fill="142D40"/>
             <w:tcBorders>
               <w:top w:val="single" w:sz="4" w:color="D9D9D9"/>
               <w:bottom w:val="single" w:sz="4" w:color="D9D9D9"/>
               <w:left w:val="single" w:sz="4" w:color="D9D9D9"/>
               <w:right w:val="single" w:sz="4" w:color="D9D9D9"/>
             </w:tcBorders>
+            <w:shd w:fill="142D40"/>
             <w:tcMar>
               <w:top w:w="85" w:type="dxa"/>
               <w:bottom w:w="85" w:type="dxa"/>
@@ -740,13 +740,13 @@
         <w:tc>
           <w:tcPr>
             <w:tcW w:type="dxa" w:w="7106"/>
-            <w:shd w:fill="FFFFFF"/>
             <w:tcBorders>
               <w:top w:val="single" w:sz="4" w:color="D9D9D9"/>
               <w:bottom w:val="single" w:sz="4" w:color="D9D9D9"/>
               <w:left w:val="single" w:sz="4" w:color="D9D9D9"/>
               <w:right w:val="single" w:sz="4" w:color="D9D9D9"/>
             </w:tcBorders>
+            <w:shd w:fill="FFFFFF"/>
             <w:tcMar>
               <w:top w:w="85" w:type="dxa"/>
               <w:bottom w:w="85" w:type="dxa"/>
@@ -771,13 +771,13 @@
         <w:tc>
           <w:tcPr>
             <w:tcW w:type="dxa" w:w="3046"/>
-            <w:shd w:fill="FFFFFF"/>
             <w:tcBorders>
               <w:top w:val="single" w:sz="4" w:color="D9D9D9"/>
               <w:bottom w:val="single" w:sz="4" w:color="D9D9D9"/>
               <w:left w:val="single" w:sz="4" w:color="D9D9D9"/>
               <w:right w:val="single" w:sz="4" w:color="D9D9D9"/>
             </w:tcBorders>
+            <w:shd w:fill="FFFFFF"/>
             <w:tcMar>
               <w:top w:w="85" w:type="dxa"/>
               <w:bottom w:w="85" w:type="dxa"/>
@@ -803,13 +803,13 @@
         <w:tc>
           <w:tcPr>
             <w:tcW w:type="dxa" w:w="7106"/>
-            <w:shd w:fill="F1F5F7"/>
             <w:tcBorders>
               <w:top w:val="single" w:sz="4" w:color="D9D9D9"/>
               <w:bottom w:val="single" w:sz="4" w:color="D9D9D9"/>
               <w:left w:val="single" w:sz="4" w:color="D9D9D9"/>
               <w:right w:val="single" w:sz="4" w:color="D9D9D9"/>
             </w:tcBorders>
+            <w:shd w:fill="F1F5F7"/>
             <w:tcMar>
               <w:top w:w="85" w:type="dxa"/>
               <w:bottom w:w="85" w:type="dxa"/>
@@ -834,13 +834,13 @@
         <w:tc>
           <w:tcPr>
             <w:tcW w:type="dxa" w:w="3046"/>
-            <w:shd w:fill="F1F5F7"/>
             <w:tcBorders>
               <w:top w:val="single" w:sz="4" w:color="D9D9D9"/>
               <w:bottom w:val="single" w:sz="4" w:color="D9D9D9"/>
               <w:left w:val="single" w:sz="4" w:color="D9D9D9"/>
               <w:right w:val="single" w:sz="4" w:color="D9D9D9"/>
             </w:tcBorders>
+            <w:shd w:fill="F1F5F7"/>
             <w:tcMar>
               <w:top w:w="85" w:type="dxa"/>
               <w:bottom w:w="85" w:type="dxa"/>
@@ -866,13 +866,13 @@
         <w:tc>
           <w:tcPr>
             <w:tcW w:type="dxa" w:w="7106"/>
-            <w:shd w:fill="FFFFFF"/>
             <w:tcBorders>
               <w:top w:val="single" w:sz="4" w:color="D9D9D9"/>
               <w:bottom w:val="single" w:sz="4" w:color="D9D9D9"/>
               <w:left w:val="single" w:sz="4" w:color="D9D9D9"/>
               <w:right w:val="single" w:sz="4" w:color="D9D9D9"/>
             </w:tcBorders>
+            <w:shd w:fill="FFFFFF"/>
             <w:tcMar>
               <w:top w:w="85" w:type="dxa"/>
               <w:bottom w:w="85" w:type="dxa"/>
@@ -897,13 +897,13 @@
         <w:tc>
           <w:tcPr>
             <w:tcW w:type="dxa" w:w="3046"/>
-            <w:shd w:fill="FFFFFF"/>
             <w:tcBorders>
               <w:top w:val="single" w:sz="4" w:color="D9D9D9"/>
               <w:bottom w:val="single" w:sz="4" w:color="D9D9D9"/>
               <w:left w:val="single" w:sz="4" w:color="D9D9D9"/>
               <w:right w:val="single" w:sz="4" w:color="D9D9D9"/>
             </w:tcBorders>
+            <w:shd w:fill="FFFFFF"/>
             <w:tcMar>
               <w:top w:w="85" w:type="dxa"/>
               <w:bottom w:w="85" w:type="dxa"/>
@@ -998,13 +998,13 @@
         <w:tc>
           <w:tcPr>
             <w:tcW w:type="dxa" w:w="3147"/>
-            <w:shd w:fill="142D40"/>
             <w:tcBorders>
               <w:top w:val="single" w:sz="4" w:color="D9D9D9"/>
               <w:bottom w:val="single" w:sz="4" w:color="D9D9D9"/>
               <w:left w:val="single" w:sz="4" w:color="D9D9D9"/>
               <w:right w:val="single" w:sz="4" w:color="D9D9D9"/>
             </w:tcBorders>
+            <w:shd w:fill="142D40"/>
             <w:tcMar>
               <w:top w:w="85" w:type="dxa"/>
               <w:bottom w:w="85" w:type="dxa"/>
@@ -1028,13 +1028,13 @@
         <w:tc>
           <w:tcPr>
             <w:tcW w:type="dxa" w:w="2335"/>
-            <w:shd w:fill="142D40"/>
             <w:tcBorders>
               <w:top w:val="single" w:sz="4" w:color="D9D9D9"/>
               <w:bottom w:val="single" w:sz="4" w:color="D9D9D9"/>
               <w:left w:val="single" w:sz="4" w:color="D9D9D9"/>
               <w:right w:val="single" w:sz="4" w:color="D9D9D9"/>
             </w:tcBorders>
+            <w:shd w:fill="142D40"/>
             <w:tcMar>
               <w:top w:w="85" w:type="dxa"/>
               <w:bottom w:w="85" w:type="dxa"/>
@@ -1059,13 +1059,13 @@
         <w:tc>
           <w:tcPr>
             <w:tcW w:type="dxa" w:w="2335"/>
-            <w:shd w:fill="142D40"/>
             <w:tcBorders>
               <w:top w:val="single" w:sz="4" w:color="D9D9D9"/>
               <w:bottom w:val="single" w:sz="4" w:color="D9D9D9"/>
               <w:left w:val="single" w:sz="4" w:color="D9D9D9"/>
               <w:right w:val="single" w:sz="4" w:color="D9D9D9"/>
             </w:tcBorders>
+            <w:shd w:fill="142D40"/>
             <w:tcMar>
               <w:top w:w="85" w:type="dxa"/>
               <w:bottom w:w="85" w:type="dxa"/>
@@ -1090,13 +1090,13 @@
         <w:tc>
           <w:tcPr>
             <w:tcW w:type="dxa" w:w="2335"/>
-            <w:shd w:fill="142D40"/>
             <w:tcBorders>
               <w:top w:val="single" w:sz="4" w:color="D9D9D9"/>
               <w:bottom w:val="single" w:sz="4" w:color="D9D9D9"/>
               <w:left w:val="single" w:sz="4" w:color="D9D9D9"/>
               <w:right w:val="single" w:sz="4" w:color="D9D9D9"/>
             </w:tcBorders>
+            <w:shd w:fill="142D40"/>
             <w:tcMar>
               <w:top w:w="85" w:type="dxa"/>
               <w:bottom w:w="85" w:type="dxa"/>
@@ -1123,13 +1123,13 @@
         <w:tc>
           <w:tcPr>
             <w:tcW w:type="dxa" w:w="3147"/>
-            <w:shd w:fill="FFFFFF"/>
             <w:tcBorders>
               <w:top w:val="single" w:sz="4" w:color="D9D9D9"/>
               <w:bottom w:val="single" w:sz="4" w:color="D9D9D9"/>
               <w:left w:val="single" w:sz="4" w:color="D9D9D9"/>
               <w:right w:val="single" w:sz="4" w:color="D9D9D9"/>
             </w:tcBorders>
+            <w:shd w:fill="FFFFFF"/>
             <w:tcMar>
               <w:top w:w="85" w:type="dxa"/>
               <w:bottom w:w="85" w:type="dxa"/>
@@ -1154,13 +1154,13 @@
         <w:tc>
           <w:tcPr>
             <w:tcW w:type="dxa" w:w="2335"/>
-            <w:shd w:fill="FFFFFF"/>
             <w:tcBorders>
               <w:top w:val="single" w:sz="4" w:color="D9D9D9"/>
               <w:bottom w:val="single" w:sz="4" w:color="D9D9D9"/>
               <w:left w:val="single" w:sz="4" w:color="D9D9D9"/>
               <w:right w:val="single" w:sz="4" w:color="D9D9D9"/>
             </w:tcBorders>
+            <w:shd w:fill="FFFFFF"/>
             <w:tcMar>
               <w:top w:w="85" w:type="dxa"/>
               <w:bottom w:w="85" w:type="dxa"/>
@@ -1184,13 +1184,13 @@
         <w:tc>
           <w:tcPr>
             <w:tcW w:type="dxa" w:w="2335"/>
-            <w:shd w:fill="FFFFFF"/>
             <w:tcBorders>
               <w:top w:val="single" w:sz="4" w:color="D9D9D9"/>
               <w:bottom w:val="single" w:sz="4" w:color="D9D9D9"/>
               <w:left w:val="single" w:sz="4" w:color="D9D9D9"/>
               <w:right w:val="single" w:sz="4" w:color="D9D9D9"/>
             </w:tcBorders>
+            <w:shd w:fill="FFFFFF"/>
             <w:tcMar>
               <w:top w:w="85" w:type="dxa"/>
               <w:bottom w:w="85" w:type="dxa"/>
@@ -1214,13 +1214,13 @@
         <w:tc>
           <w:tcPr>
             <w:tcW w:type="dxa" w:w="2335"/>
-            <w:shd w:fill="FFFFFF"/>
             <w:tcBorders>
               <w:top w:val="single" w:sz="4" w:color="D9D9D9"/>
               <w:bottom w:val="single" w:sz="4" w:color="D9D9D9"/>
               <w:left w:val="single" w:sz="4" w:color="D9D9D9"/>
               <w:right w:val="single" w:sz="4" w:color="D9D9D9"/>
             </w:tcBorders>
+            <w:shd w:fill="FFFFFF"/>
             <w:tcMar>
               <w:top w:w="85" w:type="dxa"/>
               <w:bottom w:w="85" w:type="dxa"/>
@@ -1246,13 +1246,13 @@
         <w:tc>
           <w:tcPr>
             <w:tcW w:type="dxa" w:w="3147"/>
-            <w:shd w:fill="F1F5F7"/>
             <w:tcBorders>
               <w:top w:val="single" w:sz="4" w:color="D9D9D9"/>
               <w:bottom w:val="single" w:sz="4" w:color="D9D9D9"/>
               <w:left w:val="single" w:sz="4" w:color="D9D9D9"/>
               <w:right w:val="single" w:sz="4" w:color="D9D9D9"/>
             </w:tcBorders>
+            <w:shd w:fill="F1F5F7"/>
             <w:tcMar>
               <w:top w:w="85" w:type="dxa"/>
               <w:bottom w:w="85" w:type="dxa"/>
@@ -1277,13 +1277,13 @@
         <w:tc>
           <w:tcPr>
             <w:tcW w:type="dxa" w:w="2335"/>
-            <w:shd w:fill="F1F5F7"/>
             <w:tcBorders>
               <w:top w:val="single" w:sz="4" w:color="D9D9D9"/>
               <w:bottom w:val="single" w:sz="4" w:color="D9D9D9"/>
               <w:left w:val="single" w:sz="4" w:color="D9D9D9"/>
               <w:right w:val="single" w:sz="4" w:color="D9D9D9"/>
             </w:tcBorders>
+            <w:shd w:fill="F1F5F7"/>
             <w:tcMar>
               <w:top w:w="85" w:type="dxa"/>
               <w:bottom w:w="85" w:type="dxa"/>
@@ -1307,13 +1307,13 @@
         <w:tc>
           <w:tcPr>
             <w:tcW w:type="dxa" w:w="2335"/>
-            <w:shd w:fill="F1F5F7"/>
             <w:tcBorders>
               <w:top w:val="single" w:sz="4" w:color="D9D9D9"/>
               <w:bottom w:val="single" w:sz="4" w:color="D9D9D9"/>
               <w:left w:val="single" w:sz="4" w:color="D9D9D9"/>
               <w:right w:val="single" w:sz="4" w:color="D9D9D9"/>
             </w:tcBorders>
+            <w:shd w:fill="F1F5F7"/>
             <w:tcMar>
               <w:top w:w="85" w:type="dxa"/>
               <w:bottom w:w="85" w:type="dxa"/>
@@ -1337,13 +1337,13 @@
         <w:tc>
           <w:tcPr>
             <w:tcW w:type="dxa" w:w="2335"/>
-            <w:shd w:fill="F1F5F7"/>
             <w:tcBorders>
               <w:top w:val="single" w:sz="4" w:color="D9D9D9"/>
               <w:bottom w:val="single" w:sz="4" w:color="D9D9D9"/>
               <w:left w:val="single" w:sz="4" w:color="D9D9D9"/>
               <w:right w:val="single" w:sz="4" w:color="D9D9D9"/>
             </w:tcBorders>
+            <w:shd w:fill="F1F5F7"/>
             <w:tcMar>
               <w:top w:w="85" w:type="dxa"/>
               <w:bottom w:w="85" w:type="dxa"/>
@@ -1369,13 +1369,13 @@
         <w:tc>
           <w:tcPr>
             <w:tcW w:type="dxa" w:w="3147"/>
-            <w:shd w:fill="FFFFFF"/>
             <w:tcBorders>
               <w:top w:val="single" w:sz="4" w:color="D9D9D9"/>
               <w:bottom w:val="single" w:sz="4" w:color="D9D9D9"/>
               <w:left w:val="single" w:sz="4" w:color="D9D9D9"/>
               <w:right w:val="single" w:sz="4" w:color="D9D9D9"/>
             </w:tcBorders>
+            <w:shd w:fill="FFFFFF"/>
             <w:tcMar>
               <w:top w:w="85" w:type="dxa"/>
               <w:bottom w:w="85" w:type="dxa"/>
@@ -1400,13 +1400,13 @@
         <w:tc>
           <w:tcPr>
             <w:tcW w:type="dxa" w:w="2335"/>
-            <w:shd w:fill="FFFFFF"/>
             <w:tcBorders>
               <w:top w:val="single" w:sz="4" w:color="D9D9D9"/>
               <w:bottom w:val="single" w:sz="4" w:color="D9D9D9"/>
               <w:left w:val="single" w:sz="4" w:color="D9D9D9"/>
               <w:right w:val="single" w:sz="4" w:color="D9D9D9"/>
             </w:tcBorders>
+            <w:shd w:fill="FFFFFF"/>
             <w:tcMar>
               <w:top w:w="85" w:type="dxa"/>
               <w:bottom w:w="85" w:type="dxa"/>
@@ -1430,13 +1430,13 @@
         <w:tc>
           <w:tcPr>
             <w:tcW w:type="dxa" w:w="2335"/>
-            <w:shd w:fill="FFFFFF"/>
             <w:tcBorders>
               <w:top w:val="single" w:sz="4" w:color="D9D9D9"/>
               <w:bottom w:val="single" w:sz="4" w:color="D9D9D9"/>
               <w:left w:val="single" w:sz="4" w:color="D9D9D9"/>
               <w:right w:val="single" w:sz="4" w:color="D9D9D9"/>
             </w:tcBorders>
+            <w:shd w:fill="FFFFFF"/>
             <w:tcMar>
               <w:top w:w="85" w:type="dxa"/>
               <w:bottom w:w="85" w:type="dxa"/>
@@ -1460,13 +1460,13 @@
         <w:tc>
           <w:tcPr>
             <w:tcW w:type="dxa" w:w="2335"/>
-            <w:shd w:fill="FFFFFF"/>
             <w:tcBorders>
               <w:top w:val="single" w:sz="4" w:color="D9D9D9"/>
               <w:bottom w:val="single" w:sz="4" w:color="D9D9D9"/>
               <w:left w:val="single" w:sz="4" w:color="D9D9D9"/>
               <w:right w:val="single" w:sz="4" w:color="D9D9D9"/>
             </w:tcBorders>
+            <w:shd w:fill="FFFFFF"/>
             <w:tcMar>
               <w:top w:w="85" w:type="dxa"/>
               <w:bottom w:w="85" w:type="dxa"/>
@@ -1675,13 +1675,13 @@
         <w:tc>
           <w:tcPr>
             <w:tcW w:type="dxa" w:w="1218"/>
-            <w:shd w:fill="142D40"/>
             <w:tcBorders>
               <w:top w:val="single" w:sz="4" w:color="D9D9D9"/>
               <w:bottom w:val="single" w:sz="4" w:color="D9D9D9"/>
               <w:left w:val="single" w:sz="4" w:color="D9D9D9"/>
               <w:right w:val="single" w:sz="4" w:color="D9D9D9"/>
             </w:tcBorders>
+            <w:shd w:fill="142D40"/>
             <w:tcMar>
               <w:top w:w="85" w:type="dxa"/>
               <w:bottom w:w="85" w:type="dxa"/>
@@ -1706,13 +1706,13 @@
         <w:tc>
           <w:tcPr>
             <w:tcW w:type="dxa" w:w="2233"/>
-            <w:shd w:fill="142D40"/>
             <w:tcBorders>
               <w:top w:val="single" w:sz="4" w:color="D9D9D9"/>
               <w:bottom w:val="single" w:sz="4" w:color="D9D9D9"/>
               <w:left w:val="single" w:sz="4" w:color="D9D9D9"/>
               <w:right w:val="single" w:sz="4" w:color="D9D9D9"/>
             </w:tcBorders>
+            <w:shd w:fill="142D40"/>
             <w:tcMar>
               <w:top w:w="85" w:type="dxa"/>
               <w:bottom w:w="85" w:type="dxa"/>
@@ -1737,13 +1737,13 @@
         <w:tc>
           <w:tcPr>
             <w:tcW w:type="dxa" w:w="2233"/>
-            <w:shd w:fill="142D40"/>
             <w:tcBorders>
               <w:top w:val="single" w:sz="4" w:color="D9D9D9"/>
               <w:bottom w:val="single" w:sz="4" w:color="D9D9D9"/>
               <w:left w:val="single" w:sz="4" w:color="D9D9D9"/>
               <w:right w:val="single" w:sz="4" w:color="D9D9D9"/>
             </w:tcBorders>
+            <w:shd w:fill="142D40"/>
             <w:tcMar>
               <w:top w:w="85" w:type="dxa"/>
               <w:bottom w:w="85" w:type="dxa"/>
@@ -1768,13 +1768,13 @@
         <w:tc>
           <w:tcPr>
             <w:tcW w:type="dxa" w:w="2030"/>
-            <w:shd w:fill="142D40"/>
             <w:tcBorders>
               <w:top w:val="single" w:sz="4" w:color="D9D9D9"/>
               <w:bottom w:val="single" w:sz="4" w:color="D9D9D9"/>
               <w:left w:val="single" w:sz="4" w:color="D9D9D9"/>
               <w:right w:val="single" w:sz="4" w:color="D9D9D9"/>
             </w:tcBorders>
+            <w:shd w:fill="142D40"/>
             <w:tcMar>
               <w:top w:w="85" w:type="dxa"/>
               <w:bottom w:w="85" w:type="dxa"/>
@@ -1799,13 +1799,13 @@
         <w:tc>
           <w:tcPr>
             <w:tcW w:type="dxa" w:w="2436"/>
-            <w:shd w:fill="142D40"/>
             <w:tcBorders>
               <w:top w:val="single" w:sz="4" w:color="D9D9D9"/>
               <w:bottom w:val="single" w:sz="4" w:color="D9D9D9"/>
               <w:left w:val="single" w:sz="4" w:color="D9D9D9"/>
               <w:right w:val="single" w:sz="4" w:color="D9D9D9"/>
             </w:tcBorders>
+            <w:shd w:fill="142D40"/>
             <w:tcMar>
               <w:top w:w="85" w:type="dxa"/>
               <w:bottom w:w="85" w:type="dxa"/>
@@ -1832,13 +1832,13 @@
         <w:tc>
           <w:tcPr>
             <w:tcW w:type="dxa" w:w="1218"/>
-            <w:shd w:fill="FFFFFF"/>
             <w:tcBorders>
               <w:top w:val="single" w:sz="4" w:color="D9D9D9"/>
               <w:bottom w:val="single" w:sz="4" w:color="D9D9D9"/>
               <w:left w:val="single" w:sz="4" w:color="D9D9D9"/>
               <w:right w:val="single" w:sz="4" w:color="D9D9D9"/>
             </w:tcBorders>
+            <w:shd w:fill="FFFFFF"/>
             <w:tcMar>
               <w:top w:w="85" w:type="dxa"/>
               <w:bottom w:w="85" w:type="dxa"/>
@@ -1863,13 +1863,13 @@
         <w:tc>
           <w:tcPr>
             <w:tcW w:type="dxa" w:w="2233"/>
-            <w:shd w:fill="FFFFFF"/>
             <w:tcBorders>
               <w:top w:val="single" w:sz="4" w:color="D9D9D9"/>
               <w:bottom w:val="single" w:sz="4" w:color="D9D9D9"/>
               <w:left w:val="single" w:sz="4" w:color="D9D9D9"/>
               <w:right w:val="single" w:sz="4" w:color="D9D9D9"/>
             </w:tcBorders>
+            <w:shd w:fill="FFFFFF"/>
             <w:tcMar>
               <w:top w:w="85" w:type="dxa"/>
               <w:bottom w:w="85" w:type="dxa"/>
@@ -1894,13 +1894,13 @@
         <w:tc>
           <w:tcPr>
             <w:tcW w:type="dxa" w:w="2233"/>
-            <w:shd w:fill="FFFFFF"/>
             <w:tcBorders>
               <w:top w:val="single" w:sz="4" w:color="D9D9D9"/>
               <w:bottom w:val="single" w:sz="4" w:color="D9D9D9"/>
               <w:left w:val="single" w:sz="4" w:color="D9D9D9"/>
               <w:right w:val="single" w:sz="4" w:color="D9D9D9"/>
             </w:tcBorders>
+            <w:shd w:fill="FFFFFF"/>
             <w:tcMar>
               <w:top w:w="85" w:type="dxa"/>
               <w:bottom w:w="85" w:type="dxa"/>
@@ -1925,13 +1925,13 @@
         <w:tc>
           <w:tcPr>
             <w:tcW w:type="dxa" w:w="2030"/>
-            <w:shd w:fill="FFFFFF"/>
             <w:tcBorders>
               <w:top w:val="single" w:sz="4" w:color="D9D9D9"/>
               <w:bottom w:val="single" w:sz="4" w:color="D9D9D9"/>
               <w:left w:val="single" w:sz="4" w:color="D9D9D9"/>
               <w:right w:val="single" w:sz="4" w:color="D9D9D9"/>
             </w:tcBorders>
+            <w:shd w:fill="FFFFFF"/>
             <w:tcMar>
               <w:top w:w="85" w:type="dxa"/>
               <w:bottom w:w="85" w:type="dxa"/>
@@ -1956,13 +1956,13 @@
         <w:tc>
           <w:tcPr>
             <w:tcW w:type="dxa" w:w="2436"/>
-            <w:shd w:fill="FFFFFF"/>
             <w:tcBorders>
               <w:top w:val="single" w:sz="4" w:color="D9D9D9"/>
               <w:bottom w:val="single" w:sz="4" w:color="D9D9D9"/>
               <w:left w:val="single" w:sz="4" w:color="D9D9D9"/>
               <w:right w:val="single" w:sz="4" w:color="D9D9D9"/>
             </w:tcBorders>
+            <w:shd w:fill="FFFFFF"/>
             <w:tcMar>
               <w:top w:w="85" w:type="dxa"/>
               <w:bottom w:w="85" w:type="dxa"/>
@@ -1989,13 +1989,13 @@
         <w:tc>
           <w:tcPr>
             <w:tcW w:type="dxa" w:w="1218"/>
-            <w:shd w:fill="F1F5F7"/>
             <w:tcBorders>
               <w:top w:val="single" w:sz="4" w:color="D9D9D9"/>
               <w:bottom w:val="single" w:sz="4" w:color="D9D9D9"/>
               <w:left w:val="single" w:sz="4" w:color="D9D9D9"/>
               <w:right w:val="single" w:sz="4" w:color="D9D9D9"/>
             </w:tcBorders>
+            <w:shd w:fill="F1F5F7"/>
             <w:tcMar>
               <w:top w:w="85" w:type="dxa"/>
               <w:bottom w:w="85" w:type="dxa"/>
@@ -2020,13 +2020,13 @@
         <w:tc>
           <w:tcPr>
             <w:tcW w:type="dxa" w:w="2233"/>
-            <w:shd w:fill="F1F5F7"/>
             <w:tcBorders>
               <w:top w:val="single" w:sz="4" w:color="D9D9D9"/>
               <w:bottom w:val="single" w:sz="4" w:color="D9D9D9"/>
               <w:left w:val="single" w:sz="4" w:color="D9D9D9"/>
               <w:right w:val="single" w:sz="4" w:color="D9D9D9"/>
             </w:tcBorders>
+            <w:shd w:fill="F1F5F7"/>
             <w:tcMar>
               <w:top w:w="85" w:type="dxa"/>
               <w:bottom w:w="85" w:type="dxa"/>
@@ -2051,13 +2051,13 @@
         <w:tc>
           <w:tcPr>
             <w:tcW w:type="dxa" w:w="2233"/>
-            <w:shd w:fill="F1F5F7"/>
             <w:tcBorders>
               <w:top w:val="single" w:sz="4" w:color="D9D9D9"/>
               <w:bottom w:val="single" w:sz="4" w:color="D9D9D9"/>
               <w:left w:val="single" w:sz="4" w:color="D9D9D9"/>
               <w:right w:val="single" w:sz="4" w:color="D9D9D9"/>
             </w:tcBorders>
+            <w:shd w:fill="F1F5F7"/>
             <w:tcMar>
               <w:top w:w="85" w:type="dxa"/>
               <w:bottom w:w="85" w:type="dxa"/>
@@ -2081,13 +2081,13 @@
         <w:tc>
           <w:tcPr>
             <w:tcW w:type="dxa" w:w="2030"/>
-            <w:shd w:fill="F1F5F7"/>
             <w:tcBorders>
               <w:top w:val="single" w:sz="4" w:color="D9D9D9"/>
               <w:bottom w:val="single" w:sz="4" w:color="D9D9D9"/>
               <w:left w:val="single" w:sz="4" w:color="D9D9D9"/>
               <w:right w:val="single" w:sz="4" w:color="D9D9D9"/>
             </w:tcBorders>
+            <w:shd w:fill="F1F5F7"/>
             <w:tcMar>
               <w:top w:w="85" w:type="dxa"/>
               <w:bottom w:w="85" w:type="dxa"/>
@@ -2112,13 +2112,13 @@
         <w:tc>
           <w:tcPr>
             <w:tcW w:type="dxa" w:w="2436"/>
-            <w:shd w:fill="F1F5F7"/>
             <w:tcBorders>
               <w:top w:val="single" w:sz="4" w:color="D9D9D9"/>
               <w:bottom w:val="single" w:sz="4" w:color="D9D9D9"/>
               <w:left w:val="single" w:sz="4" w:color="D9D9D9"/>
               <w:right w:val="single" w:sz="4" w:color="D9D9D9"/>
             </w:tcBorders>
+            <w:shd w:fill="F1F5F7"/>
             <w:tcMar>
               <w:top w:w="85" w:type="dxa"/>
               <w:bottom w:w="85" w:type="dxa"/>
@@ -2144,13 +2144,13 @@
         <w:tc>
           <w:tcPr>
             <w:tcW w:type="dxa" w:w="1218"/>
-            <w:shd w:fill="FFFFFF"/>
             <w:tcBorders>
               <w:top w:val="single" w:sz="4" w:color="D9D9D9"/>
               <w:bottom w:val="single" w:sz="4" w:color="D9D9D9"/>
               <w:left w:val="single" w:sz="4" w:color="D9D9D9"/>
               <w:right w:val="single" w:sz="4" w:color="D9D9D9"/>
             </w:tcBorders>
+            <w:shd w:fill="FFFFFF"/>
             <w:tcMar>
               <w:top w:w="85" w:type="dxa"/>
               <w:bottom w:w="85" w:type="dxa"/>
@@ -2175,13 +2175,13 @@
         <w:tc>
           <w:tcPr>
             <w:tcW w:type="dxa" w:w="2233"/>
-            <w:shd w:fill="FFFFFF"/>
             <w:tcBorders>
               <w:top w:val="single" w:sz="4" w:color="D9D9D9"/>
               <w:bottom w:val="single" w:sz="4" w:color="D9D9D9"/>
               <w:left w:val="single" w:sz="4" w:color="D9D9D9"/>
               <w:right w:val="single" w:sz="4" w:color="D9D9D9"/>
             </w:tcBorders>
+            <w:shd w:fill="FFFFFF"/>
             <w:tcMar>
               <w:top w:w="85" w:type="dxa"/>
               <w:bottom w:w="85" w:type="dxa"/>
@@ -2205,13 +2205,13 @@
         <w:tc>
           <w:tcPr>
             <w:tcW w:type="dxa" w:w="2233"/>
-            <w:shd w:fill="FFFFFF"/>
             <w:tcBorders>
               <w:top w:val="single" w:sz="4" w:color="D9D9D9"/>
               <w:bottom w:val="single" w:sz="4" w:color="D9D9D9"/>
               <w:left w:val="single" w:sz="4" w:color="D9D9D9"/>
               <w:right w:val="single" w:sz="4" w:color="D9D9D9"/>
             </w:tcBorders>
+            <w:shd w:fill="FFFFFF"/>
             <w:tcMar>
               <w:top w:w="85" w:type="dxa"/>
               <w:bottom w:w="85" w:type="dxa"/>
@@ -2235,13 +2235,13 @@
         <w:tc>
           <w:tcPr>
             <w:tcW w:type="dxa" w:w="2030"/>
-            <w:shd w:fill="FFFFFF"/>
             <w:tcBorders>
               <w:top w:val="single" w:sz="4" w:color="D9D9D9"/>
               <w:bottom w:val="single" w:sz="4" w:color="D9D9D9"/>
               <w:left w:val="single" w:sz="4" w:color="D9D9D9"/>
               <w:right w:val="single" w:sz="4" w:color="D9D9D9"/>
             </w:tcBorders>
+            <w:shd w:fill="FFFFFF"/>
             <w:tcMar>
               <w:top w:w="85" w:type="dxa"/>
               <w:bottom w:w="85" w:type="dxa"/>
@@ -2266,13 +2266,13 @@
         <w:tc>
           <w:tcPr>
             <w:tcW w:type="dxa" w:w="2436"/>
-            <w:shd w:fill="FFFFFF"/>
             <w:tcBorders>
               <w:top w:val="single" w:sz="4" w:color="D9D9D9"/>
               <w:bottom w:val="single" w:sz="4" w:color="D9D9D9"/>
               <w:left w:val="single" w:sz="4" w:color="D9D9D9"/>
               <w:right w:val="single" w:sz="4" w:color="D9D9D9"/>
             </w:tcBorders>
+            <w:shd w:fill="FFFFFF"/>
             <w:tcMar>
               <w:top w:w="85" w:type="dxa"/>
               <w:bottom w:w="85" w:type="dxa"/>
@@ -2298,13 +2298,13 @@
         <w:tc>
           <w:tcPr>
             <w:tcW w:type="dxa" w:w="1218"/>
-            <w:shd w:fill="F1F5F7"/>
             <w:tcBorders>
               <w:top w:val="single" w:sz="4" w:color="D9D9D9"/>
               <w:bottom w:val="single" w:sz="4" w:color="D9D9D9"/>
               <w:left w:val="single" w:sz="4" w:color="D9D9D9"/>
               <w:right w:val="single" w:sz="4" w:color="D9D9D9"/>
             </w:tcBorders>
+            <w:shd w:fill="F1F5F7"/>
             <w:tcMar>
               <w:top w:w="85" w:type="dxa"/>
               <w:bottom w:w="85" w:type="dxa"/>
@@ -2329,13 +2329,13 @@
         <w:tc>
           <w:tcPr>
             <w:tcW w:type="dxa" w:w="2233"/>
-            <w:shd w:fill="F1F5F7"/>
             <w:tcBorders>
               <w:top w:val="single" w:sz="4" w:color="D9D9D9"/>
               <w:bottom w:val="single" w:sz="4" w:color="D9D9D9"/>
               <w:left w:val="single" w:sz="4" w:color="D9D9D9"/>
               <w:right w:val="single" w:sz="4" w:color="D9D9D9"/>
             </w:tcBorders>
+            <w:shd w:fill="F1F5F7"/>
             <w:tcMar>
               <w:top w:w="85" w:type="dxa"/>
               <w:bottom w:w="85" w:type="dxa"/>
@@ -2359,13 +2359,13 @@
         <w:tc>
           <w:tcPr>
             <w:tcW w:type="dxa" w:w="2233"/>
-            <w:shd w:fill="F1F5F7"/>
             <w:tcBorders>
               <w:top w:val="single" w:sz="4" w:color="D9D9D9"/>
               <w:bottom w:val="single" w:sz="4" w:color="D9D9D9"/>
               <w:left w:val="single" w:sz="4" w:color="D9D9D9"/>
               <w:right w:val="single" w:sz="4" w:color="D9D9D9"/>
             </w:tcBorders>
+            <w:shd w:fill="F1F5F7"/>
             <w:tcMar>
               <w:top w:w="85" w:type="dxa"/>
               <w:bottom w:w="85" w:type="dxa"/>
@@ -2389,13 +2389,13 @@
         <w:tc>
           <w:tcPr>
             <w:tcW w:type="dxa" w:w="2030"/>
-            <w:shd w:fill="F1F5F7"/>
             <w:tcBorders>
               <w:top w:val="single" w:sz="4" w:color="D9D9D9"/>
               <w:bottom w:val="single" w:sz="4" w:color="D9D9D9"/>
               <w:left w:val="single" w:sz="4" w:color="D9D9D9"/>
               <w:right w:val="single" w:sz="4" w:color="D9D9D9"/>
             </w:tcBorders>
+            <w:shd w:fill="F1F5F7"/>
             <w:tcMar>
               <w:top w:w="85" w:type="dxa"/>
               <w:bottom w:w="85" w:type="dxa"/>
@@ -2420,13 +2420,13 @@
         <w:tc>
           <w:tcPr>
             <w:tcW w:type="dxa" w:w="2436"/>
-            <w:shd w:fill="F1F5F7"/>
             <w:tcBorders>
               <w:top w:val="single" w:sz="4" w:color="D9D9D9"/>
               <w:bottom w:val="single" w:sz="4" w:color="D9D9D9"/>
               <w:left w:val="single" w:sz="4" w:color="D9D9D9"/>
               <w:right w:val="single" w:sz="4" w:color="D9D9D9"/>
             </w:tcBorders>
+            <w:shd w:fill="F1F5F7"/>
             <w:tcMar>
               <w:top w:w="85" w:type="dxa"/>
               <w:bottom w:w="85" w:type="dxa"/>
@@ -2452,13 +2452,13 @@
         <w:tc>
           <w:tcPr>
             <w:tcW w:type="dxa" w:w="1218"/>
-            <w:shd w:fill="FFFFFF"/>
             <w:tcBorders>
               <w:top w:val="single" w:sz="4" w:color="D9D9D9"/>
               <w:bottom w:val="single" w:sz="4" w:color="D9D9D9"/>
               <w:left w:val="single" w:sz="4" w:color="D9D9D9"/>
               <w:right w:val="single" w:sz="4" w:color="D9D9D9"/>
             </w:tcBorders>
+            <w:shd w:fill="FFFFFF"/>
             <w:tcMar>
               <w:top w:w="85" w:type="dxa"/>
               <w:bottom w:w="85" w:type="dxa"/>
@@ -2483,13 +2483,13 @@
         <w:tc>
           <w:tcPr>
             <w:tcW w:type="dxa" w:w="2233"/>
-            <w:shd w:fill="FFFFFF"/>
             <w:tcBorders>
               <w:top w:val="single" w:sz="4" w:color="D9D9D9"/>
               <w:bottom w:val="single" w:sz="4" w:color="D9D9D9"/>
               <w:left w:val="single" w:sz="4" w:color="D9D9D9"/>
               <w:right w:val="single" w:sz="4" w:color="D9D9D9"/>
             </w:tcBorders>
+            <w:shd w:fill="FFFFFF"/>
             <w:tcMar>
               <w:top w:w="85" w:type="dxa"/>
               <w:bottom w:w="85" w:type="dxa"/>
@@ -2513,13 +2513,13 @@
         <w:tc>
           <w:tcPr>
             <w:tcW w:type="dxa" w:w="2233"/>
-            <w:shd w:fill="FFFFFF"/>
             <w:tcBorders>
               <w:top w:val="single" w:sz="4" w:color="D9D9D9"/>
               <w:bottom w:val="single" w:sz="4" w:color="D9D9D9"/>
               <w:left w:val="single" w:sz="4" w:color="D9D9D9"/>
               <w:right w:val="single" w:sz="4" w:color="D9D9D9"/>
             </w:tcBorders>
+            <w:shd w:fill="FFFFFF"/>
             <w:tcMar>
               <w:top w:w="85" w:type="dxa"/>
               <w:bottom w:w="85" w:type="dxa"/>
@@ -2543,13 +2543,13 @@
         <w:tc>
           <w:tcPr>
             <w:tcW w:type="dxa" w:w="2030"/>
-            <w:shd w:fill="FFFFFF"/>
             <w:tcBorders>
               <w:top w:val="single" w:sz="4" w:color="D9D9D9"/>
               <w:bottom w:val="single" w:sz="4" w:color="D9D9D9"/>
               <w:left w:val="single" w:sz="4" w:color="D9D9D9"/>
               <w:right w:val="single" w:sz="4" w:color="D9D9D9"/>
             </w:tcBorders>
+            <w:shd w:fill="FFFFFF"/>
             <w:tcMar>
               <w:top w:w="85" w:type="dxa"/>
               <w:bottom w:w="85" w:type="dxa"/>
@@ -2574,13 +2574,13 @@
         <w:tc>
           <w:tcPr>
             <w:tcW w:type="dxa" w:w="2436"/>
-            <w:shd w:fill="FFFFFF"/>
             <w:tcBorders>
               <w:top w:val="single" w:sz="4" w:color="D9D9D9"/>
               <w:bottom w:val="single" w:sz="4" w:color="D9D9D9"/>
               <w:left w:val="single" w:sz="4" w:color="D9D9D9"/>
               <w:right w:val="single" w:sz="4" w:color="D9D9D9"/>
             </w:tcBorders>
+            <w:shd w:fill="FFFFFF"/>
             <w:tcMar>
               <w:top w:w="85" w:type="dxa"/>
               <w:bottom w:w="85" w:type="dxa"/>
@@ -2606,13 +2606,13 @@
         <w:tc>
           <w:tcPr>
             <w:tcW w:type="dxa" w:w="1218"/>
-            <w:shd w:fill="F1F5F7"/>
             <w:tcBorders>
               <w:top w:val="single" w:sz="4" w:color="D9D9D9"/>
               <w:bottom w:val="single" w:sz="4" w:color="D9D9D9"/>
               <w:left w:val="single" w:sz="4" w:color="D9D9D9"/>
               <w:right w:val="single" w:sz="4" w:color="D9D9D9"/>
             </w:tcBorders>
+            <w:shd w:fill="F1F5F7"/>
             <w:tcMar>
               <w:top w:w="85" w:type="dxa"/>
               <w:bottom w:w="85" w:type="dxa"/>
@@ -2637,13 +2637,13 @@
         <w:tc>
           <w:tcPr>
             <w:tcW w:type="dxa" w:w="2233"/>
-            <w:shd w:fill="F1F5F7"/>
             <w:tcBorders>
               <w:top w:val="single" w:sz="4" w:color="D9D9D9"/>
               <w:bottom w:val="single" w:sz="4" w:color="D9D9D9"/>
               <w:left w:val="single" w:sz="4" w:color="D9D9D9"/>
               <w:right w:val="single" w:sz="4" w:color="D9D9D9"/>
             </w:tcBorders>
+            <w:shd w:fill="F1F5F7"/>
             <w:tcMar>
               <w:top w:w="85" w:type="dxa"/>
               <w:bottom w:w="85" w:type="dxa"/>
@@ -2667,13 +2667,13 @@
         <w:tc>
           <w:tcPr>
             <w:tcW w:type="dxa" w:w="2233"/>
-            <w:shd w:fill="F1F5F7"/>
             <w:tcBorders>
               <w:top w:val="single" w:sz="4" w:color="D9D9D9"/>
               <w:bottom w:val="single" w:sz="4" w:color="D9D9D9"/>
               <w:left w:val="single" w:sz="4" w:color="D9D9D9"/>
               <w:right w:val="single" w:sz="4" w:color="D9D9D9"/>
             </w:tcBorders>
+            <w:shd w:fill="F1F5F7"/>
             <w:tcMar>
               <w:top w:w="85" w:type="dxa"/>
               <w:bottom w:w="85" w:type="dxa"/>
@@ -2697,13 +2697,13 @@
         <w:tc>
           <w:tcPr>
             <w:tcW w:type="dxa" w:w="2030"/>
-            <w:shd w:fill="F1F5F7"/>
             <w:tcBorders>
               <w:top w:val="single" w:sz="4" w:color="D9D9D9"/>
               <w:bottom w:val="single" w:sz="4" w:color="D9D9D9"/>
               <w:left w:val="single" w:sz="4" w:color="D9D9D9"/>
               <w:right w:val="single" w:sz="4" w:color="D9D9D9"/>
             </w:tcBorders>
+            <w:shd w:fill="F1F5F7"/>
             <w:tcMar>
               <w:top w:w="85" w:type="dxa"/>
               <w:bottom w:w="85" w:type="dxa"/>
@@ -2728,13 +2728,13 @@
         <w:tc>
           <w:tcPr>
             <w:tcW w:type="dxa" w:w="2436"/>
-            <w:shd w:fill="F1F5F7"/>
             <w:tcBorders>
               <w:top w:val="single" w:sz="4" w:color="D9D9D9"/>
               <w:bottom w:val="single" w:sz="4" w:color="D9D9D9"/>
               <w:left w:val="single" w:sz="4" w:color="D9D9D9"/>
               <w:right w:val="single" w:sz="4" w:color="D9D9D9"/>
             </w:tcBorders>
+            <w:shd w:fill="F1F5F7"/>
             <w:tcMar>
               <w:top w:w="85" w:type="dxa"/>
               <w:bottom w:w="85" w:type="dxa"/>

--- a/resources/btec-business-unit-3-borrowing-laptop/BTEC-Business-Unit-3-Borrowing-Laptop-Student.docx
+++ b/resources/btec-business-unit-3-borrowing-laptop/BTEC-Business-Unit-3-Borrowing-Laptop-Student.docx
@@ -49,15 +49,15 @@
             <w:tcW w:type="dxa" w:w="7106"/>
             <w:tcBorders>
               <w:top w:val="single" w:sz="4" w:color="D9D9D9"/>
+              <w:left w:val="single" w:sz="4" w:color="D9D9D9"/>
               <w:bottom w:val="single" w:sz="4" w:color="D9D9D9"/>
-              <w:left w:val="single" w:sz="4" w:color="D9D9D9"/>
               <w:right w:val="single" w:sz="4" w:color="D9D9D9"/>
             </w:tcBorders>
             <w:shd w:fill="142D40"/>
             <w:tcMar>
               <w:top w:w="85" w:type="dxa"/>
+              <w:left w:w="85" w:type="dxa"/>
               <w:bottom w:w="85" w:type="dxa"/>
-              <w:left w:w="85" w:type="dxa"/>
               <w:right w:w="85" w:type="dxa"/>
             </w:tcMar>
           </w:tcPr>
@@ -80,15 +80,15 @@
             <w:tcW w:type="dxa" w:w="3046"/>
             <w:tcBorders>
               <w:top w:val="single" w:sz="4" w:color="D9D9D9"/>
+              <w:left w:val="single" w:sz="4" w:color="D9D9D9"/>
               <w:bottom w:val="single" w:sz="4" w:color="D9D9D9"/>
-              <w:left w:val="single" w:sz="4" w:color="D9D9D9"/>
               <w:right w:val="single" w:sz="4" w:color="D9D9D9"/>
             </w:tcBorders>
             <w:shd w:fill="142D40"/>
             <w:tcMar>
               <w:top w:w="85" w:type="dxa"/>
+              <w:left w:w="85" w:type="dxa"/>
               <w:bottom w:w="85" w:type="dxa"/>
-              <w:left w:w="85" w:type="dxa"/>
               <w:right w:w="85" w:type="dxa"/>
             </w:tcMar>
           </w:tcPr>
@@ -113,15 +113,15 @@
             <w:tcW w:type="dxa" w:w="7106"/>
             <w:tcBorders>
               <w:top w:val="single" w:sz="4" w:color="D9D9D9"/>
+              <w:left w:val="single" w:sz="4" w:color="D9D9D9"/>
               <w:bottom w:val="single" w:sz="4" w:color="D9D9D9"/>
-              <w:left w:val="single" w:sz="4" w:color="D9D9D9"/>
               <w:right w:val="single" w:sz="4" w:color="D9D9D9"/>
             </w:tcBorders>
             <w:shd w:fill="FFFFFF"/>
             <w:tcMar>
               <w:top w:w="85" w:type="dxa"/>
+              <w:left w:w="85" w:type="dxa"/>
               <w:bottom w:w="85" w:type="dxa"/>
-              <w:left w:w="85" w:type="dxa"/>
               <w:right w:w="85" w:type="dxa"/>
             </w:tcMar>
           </w:tcPr>
@@ -144,15 +144,15 @@
             <w:tcW w:type="dxa" w:w="3046"/>
             <w:tcBorders>
               <w:top w:val="single" w:sz="4" w:color="D9D9D9"/>
+              <w:left w:val="single" w:sz="4" w:color="D9D9D9"/>
               <w:bottom w:val="single" w:sz="4" w:color="D9D9D9"/>
-              <w:left w:val="single" w:sz="4" w:color="D9D9D9"/>
               <w:right w:val="single" w:sz="4" w:color="D9D9D9"/>
             </w:tcBorders>
             <w:shd w:fill="FFFFFF"/>
             <w:tcMar>
               <w:top w:w="85" w:type="dxa"/>
+              <w:left w:w="85" w:type="dxa"/>
               <w:bottom w:w="85" w:type="dxa"/>
-              <w:left w:w="85" w:type="dxa"/>
               <w:right w:w="85" w:type="dxa"/>
             </w:tcMar>
           </w:tcPr>
@@ -177,15 +177,15 @@
             <w:tcW w:type="dxa" w:w="7106"/>
             <w:tcBorders>
               <w:top w:val="single" w:sz="4" w:color="D9D9D9"/>
+              <w:left w:val="single" w:sz="4" w:color="D9D9D9"/>
               <w:bottom w:val="single" w:sz="4" w:color="D9D9D9"/>
-              <w:left w:val="single" w:sz="4" w:color="D9D9D9"/>
               <w:right w:val="single" w:sz="4" w:color="D9D9D9"/>
             </w:tcBorders>
             <w:shd w:fill="F1F5F7"/>
             <w:tcMar>
               <w:top w:w="85" w:type="dxa"/>
+              <w:left w:w="85" w:type="dxa"/>
               <w:bottom w:w="85" w:type="dxa"/>
-              <w:left w:w="85" w:type="dxa"/>
               <w:right w:w="85" w:type="dxa"/>
             </w:tcMar>
           </w:tcPr>
@@ -208,15 +208,15 @@
             <w:tcW w:type="dxa" w:w="3046"/>
             <w:tcBorders>
               <w:top w:val="single" w:sz="4" w:color="D9D9D9"/>
+              <w:left w:val="single" w:sz="4" w:color="D9D9D9"/>
               <w:bottom w:val="single" w:sz="4" w:color="D9D9D9"/>
-              <w:left w:val="single" w:sz="4" w:color="D9D9D9"/>
               <w:right w:val="single" w:sz="4" w:color="D9D9D9"/>
             </w:tcBorders>
             <w:shd w:fill="F1F5F7"/>
             <w:tcMar>
               <w:top w:w="85" w:type="dxa"/>
+              <w:left w:w="85" w:type="dxa"/>
               <w:bottom w:w="85" w:type="dxa"/>
-              <w:left w:w="85" w:type="dxa"/>
               <w:right w:w="85" w:type="dxa"/>
             </w:tcMar>
           </w:tcPr>
@@ -241,15 +241,15 @@
             <w:tcW w:type="dxa" w:w="7106"/>
             <w:tcBorders>
               <w:top w:val="single" w:sz="4" w:color="D9D9D9"/>
+              <w:left w:val="single" w:sz="4" w:color="D9D9D9"/>
               <w:bottom w:val="single" w:sz="4" w:color="D9D9D9"/>
-              <w:left w:val="single" w:sz="4" w:color="D9D9D9"/>
               <w:right w:val="single" w:sz="4" w:color="D9D9D9"/>
             </w:tcBorders>
             <w:shd w:fill="FFFFFF"/>
             <w:tcMar>
               <w:top w:w="85" w:type="dxa"/>
+              <w:left w:w="85" w:type="dxa"/>
               <w:bottom w:w="85" w:type="dxa"/>
-              <w:left w:w="85" w:type="dxa"/>
               <w:right w:w="85" w:type="dxa"/>
             </w:tcMar>
           </w:tcPr>
@@ -272,15 +272,15 @@
             <w:tcW w:type="dxa" w:w="3046"/>
             <w:tcBorders>
               <w:top w:val="single" w:sz="4" w:color="D9D9D9"/>
+              <w:left w:val="single" w:sz="4" w:color="D9D9D9"/>
               <w:bottom w:val="single" w:sz="4" w:color="D9D9D9"/>
-              <w:left w:val="single" w:sz="4" w:color="D9D9D9"/>
               <w:right w:val="single" w:sz="4" w:color="D9D9D9"/>
             </w:tcBorders>
             <w:shd w:fill="FFFFFF"/>
             <w:tcMar>
               <w:top w:w="85" w:type="dxa"/>
+              <w:left w:w="85" w:type="dxa"/>
               <w:bottom w:w="85" w:type="dxa"/>
-              <w:left w:w="85" w:type="dxa"/>
               <w:right w:w="85" w:type="dxa"/>
             </w:tcMar>
           </w:tcPr>
@@ -329,15 +329,15 @@
             <w:tcW w:type="dxa" w:w="3655"/>
             <w:tcBorders>
               <w:top w:val="single" w:sz="4" w:color="D9D9D9"/>
+              <w:left w:val="single" w:sz="4" w:color="D9D9D9"/>
               <w:bottom w:val="single" w:sz="4" w:color="D9D9D9"/>
-              <w:left w:val="single" w:sz="4" w:color="D9D9D9"/>
               <w:right w:val="single" w:sz="4" w:color="D9D9D9"/>
             </w:tcBorders>
             <w:shd w:fill="142D40"/>
             <w:tcMar>
               <w:top w:w="85" w:type="dxa"/>
+              <w:left w:w="85" w:type="dxa"/>
               <w:bottom w:w="85" w:type="dxa"/>
-              <w:left w:w="85" w:type="dxa"/>
               <w:right w:w="85" w:type="dxa"/>
             </w:tcMar>
           </w:tcPr>
@@ -360,15 +360,15 @@
             <w:tcW w:type="dxa" w:w="6497"/>
             <w:tcBorders>
               <w:top w:val="single" w:sz="4" w:color="D9D9D9"/>
+              <w:left w:val="single" w:sz="4" w:color="D9D9D9"/>
               <w:bottom w:val="single" w:sz="4" w:color="D9D9D9"/>
-              <w:left w:val="single" w:sz="4" w:color="D9D9D9"/>
               <w:right w:val="single" w:sz="4" w:color="D9D9D9"/>
             </w:tcBorders>
             <w:shd w:fill="142D40"/>
             <w:tcMar>
               <w:top w:w="85" w:type="dxa"/>
+              <w:left w:w="85" w:type="dxa"/>
               <w:bottom w:w="85" w:type="dxa"/>
-              <w:left w:w="85" w:type="dxa"/>
               <w:right w:w="85" w:type="dxa"/>
             </w:tcMar>
           </w:tcPr>
@@ -393,15 +393,15 @@
             <w:tcW w:type="dxa" w:w="3655"/>
             <w:tcBorders>
               <w:top w:val="single" w:sz="4" w:color="D9D9D9"/>
+              <w:left w:val="single" w:sz="4" w:color="D9D9D9"/>
               <w:bottom w:val="single" w:sz="4" w:color="D9D9D9"/>
-              <w:left w:val="single" w:sz="4" w:color="D9D9D9"/>
               <w:right w:val="single" w:sz="4" w:color="D9D9D9"/>
             </w:tcBorders>
             <w:shd w:fill="FFFFFF"/>
             <w:tcMar>
               <w:top w:w="85" w:type="dxa"/>
+              <w:left w:w="85" w:type="dxa"/>
               <w:bottom w:w="85" w:type="dxa"/>
-              <w:left w:w="85" w:type="dxa"/>
               <w:right w:w="85" w:type="dxa"/>
             </w:tcMar>
           </w:tcPr>
@@ -424,15 +424,15 @@
             <w:tcW w:type="dxa" w:w="6497"/>
             <w:tcBorders>
               <w:top w:val="single" w:sz="4" w:color="D9D9D9"/>
+              <w:left w:val="single" w:sz="4" w:color="D9D9D9"/>
               <w:bottom w:val="single" w:sz="4" w:color="D9D9D9"/>
-              <w:left w:val="single" w:sz="4" w:color="D9D9D9"/>
               <w:right w:val="single" w:sz="4" w:color="D9D9D9"/>
             </w:tcBorders>
             <w:shd w:fill="FFFFFF"/>
             <w:tcMar>
               <w:top w:w="85" w:type="dxa"/>
+              <w:left w:w="85" w:type="dxa"/>
               <w:bottom w:w="85" w:type="dxa"/>
-              <w:left w:w="85" w:type="dxa"/>
               <w:right w:w="85" w:type="dxa"/>
             </w:tcMar>
           </w:tcPr>
@@ -457,15 +457,15 @@
             <w:tcW w:type="dxa" w:w="3655"/>
             <w:tcBorders>
               <w:top w:val="single" w:sz="4" w:color="D9D9D9"/>
+              <w:left w:val="single" w:sz="4" w:color="D9D9D9"/>
               <w:bottom w:val="single" w:sz="4" w:color="D9D9D9"/>
-              <w:left w:val="single" w:sz="4" w:color="D9D9D9"/>
               <w:right w:val="single" w:sz="4" w:color="D9D9D9"/>
             </w:tcBorders>
             <w:shd w:fill="F1F5F7"/>
             <w:tcMar>
               <w:top w:w="85" w:type="dxa"/>
+              <w:left w:w="85" w:type="dxa"/>
               <w:bottom w:w="85" w:type="dxa"/>
-              <w:left w:w="85" w:type="dxa"/>
               <w:right w:w="85" w:type="dxa"/>
             </w:tcMar>
           </w:tcPr>
@@ -488,15 +488,15 @@
             <w:tcW w:type="dxa" w:w="6497"/>
             <w:tcBorders>
               <w:top w:val="single" w:sz="4" w:color="D9D9D9"/>
+              <w:left w:val="single" w:sz="4" w:color="D9D9D9"/>
               <w:bottom w:val="single" w:sz="4" w:color="D9D9D9"/>
-              <w:left w:val="single" w:sz="4" w:color="D9D9D9"/>
               <w:right w:val="single" w:sz="4" w:color="D9D9D9"/>
             </w:tcBorders>
             <w:shd w:fill="F1F5F7"/>
             <w:tcMar>
               <w:top w:w="85" w:type="dxa"/>
+              <w:left w:w="85" w:type="dxa"/>
               <w:bottom w:w="85" w:type="dxa"/>
-              <w:left w:w="85" w:type="dxa"/>
               <w:right w:w="85" w:type="dxa"/>
             </w:tcMar>
           </w:tcPr>
@@ -521,15 +521,15 @@
             <w:tcW w:type="dxa" w:w="3655"/>
             <w:tcBorders>
               <w:top w:val="single" w:sz="4" w:color="D9D9D9"/>
+              <w:left w:val="single" w:sz="4" w:color="D9D9D9"/>
               <w:bottom w:val="single" w:sz="4" w:color="D9D9D9"/>
-              <w:left w:val="single" w:sz="4" w:color="D9D9D9"/>
               <w:right w:val="single" w:sz="4" w:color="D9D9D9"/>
             </w:tcBorders>
             <w:shd w:fill="FFFFFF"/>
             <w:tcMar>
               <w:top w:w="85" w:type="dxa"/>
+              <w:left w:w="85" w:type="dxa"/>
               <w:bottom w:w="85" w:type="dxa"/>
-              <w:left w:w="85" w:type="dxa"/>
               <w:right w:w="85" w:type="dxa"/>
             </w:tcMar>
           </w:tcPr>
@@ -552,15 +552,15 @@
             <w:tcW w:type="dxa" w:w="6497"/>
             <w:tcBorders>
               <w:top w:val="single" w:sz="4" w:color="D9D9D9"/>
+              <w:left w:val="single" w:sz="4" w:color="D9D9D9"/>
               <w:bottom w:val="single" w:sz="4" w:color="D9D9D9"/>
-              <w:left w:val="single" w:sz="4" w:color="D9D9D9"/>
               <w:right w:val="single" w:sz="4" w:color="D9D9D9"/>
             </w:tcBorders>
             <w:shd w:fill="FFFFFF"/>
             <w:tcMar>
               <w:top w:w="85" w:type="dxa"/>
+              <w:left w:w="85" w:type="dxa"/>
               <w:bottom w:w="85" w:type="dxa"/>
-              <w:left w:w="85" w:type="dxa"/>
               <w:right w:w="85" w:type="dxa"/>
             </w:tcMar>
           </w:tcPr>
@@ -585,15 +585,15 @@
             <w:tcW w:type="dxa" w:w="3655"/>
             <w:tcBorders>
               <w:top w:val="single" w:sz="4" w:color="D9D9D9"/>
+              <w:left w:val="single" w:sz="4" w:color="D9D9D9"/>
               <w:bottom w:val="single" w:sz="4" w:color="D9D9D9"/>
-              <w:left w:val="single" w:sz="4" w:color="D9D9D9"/>
               <w:right w:val="single" w:sz="4" w:color="D9D9D9"/>
             </w:tcBorders>
             <w:shd w:fill="F1F5F7"/>
             <w:tcMar>
               <w:top w:w="85" w:type="dxa"/>
+              <w:left w:w="85" w:type="dxa"/>
               <w:bottom w:w="85" w:type="dxa"/>
-              <w:left w:w="85" w:type="dxa"/>
               <w:right w:w="85" w:type="dxa"/>
             </w:tcMar>
           </w:tcPr>
@@ -616,15 +616,15 @@
             <w:tcW w:type="dxa" w:w="6497"/>
             <w:tcBorders>
               <w:top w:val="single" w:sz="4" w:color="D9D9D9"/>
+              <w:left w:val="single" w:sz="4" w:color="D9D9D9"/>
               <w:bottom w:val="single" w:sz="4" w:color="D9D9D9"/>
-              <w:left w:val="single" w:sz="4" w:color="D9D9D9"/>
               <w:right w:val="single" w:sz="4" w:color="D9D9D9"/>
             </w:tcBorders>
             <w:shd w:fill="F1F5F7"/>
             <w:tcMar>
               <w:top w:w="85" w:type="dxa"/>
+              <w:left w:w="85" w:type="dxa"/>
               <w:bottom w:w="85" w:type="dxa"/>
-              <w:left w:w="85" w:type="dxa"/>
               <w:right w:w="85" w:type="dxa"/>
             </w:tcMar>
           </w:tcPr>
@@ -678,15 +678,15 @@
             <w:tcW w:type="dxa" w:w="7106"/>
             <w:tcBorders>
               <w:top w:val="single" w:sz="4" w:color="D9D9D9"/>
+              <w:left w:val="single" w:sz="4" w:color="D9D9D9"/>
               <w:bottom w:val="single" w:sz="4" w:color="D9D9D9"/>
-              <w:left w:val="single" w:sz="4" w:color="D9D9D9"/>
               <w:right w:val="single" w:sz="4" w:color="D9D9D9"/>
             </w:tcBorders>
             <w:shd w:fill="142D40"/>
             <w:tcMar>
               <w:top w:w="85" w:type="dxa"/>
+              <w:left w:w="85" w:type="dxa"/>
               <w:bottom w:w="85" w:type="dxa"/>
-              <w:left w:w="85" w:type="dxa"/>
               <w:right w:w="85" w:type="dxa"/>
             </w:tcMar>
           </w:tcPr>
@@ -709,15 +709,15 @@
             <w:tcW w:type="dxa" w:w="3046"/>
             <w:tcBorders>
               <w:top w:val="single" w:sz="4" w:color="D9D9D9"/>
+              <w:left w:val="single" w:sz="4" w:color="D9D9D9"/>
               <w:bottom w:val="single" w:sz="4" w:color="D9D9D9"/>
-              <w:left w:val="single" w:sz="4" w:color="D9D9D9"/>
               <w:right w:val="single" w:sz="4" w:color="D9D9D9"/>
             </w:tcBorders>
             <w:shd w:fill="142D40"/>
             <w:tcMar>
               <w:top w:w="85" w:type="dxa"/>
+              <w:left w:w="85" w:type="dxa"/>
               <w:bottom w:w="85" w:type="dxa"/>
-              <w:left w:w="85" w:type="dxa"/>
               <w:right w:w="85" w:type="dxa"/>
             </w:tcMar>
           </w:tcPr>
@@ -742,15 +742,15 @@
             <w:tcW w:type="dxa" w:w="7106"/>
             <w:tcBorders>
               <w:top w:val="single" w:sz="4" w:color="D9D9D9"/>
+              <w:left w:val="single" w:sz="4" w:color="D9D9D9"/>
               <w:bottom w:val="single" w:sz="4" w:color="D9D9D9"/>
-              <w:left w:val="single" w:sz="4" w:color="D9D9D9"/>
               <w:right w:val="single" w:sz="4" w:color="D9D9D9"/>
             </w:tcBorders>
             <w:shd w:fill="FFFFFF"/>
             <w:tcMar>
               <w:top w:w="85" w:type="dxa"/>
+              <w:left w:w="85" w:type="dxa"/>
               <w:bottom w:w="85" w:type="dxa"/>
-              <w:left w:w="85" w:type="dxa"/>
               <w:right w:w="85" w:type="dxa"/>
             </w:tcMar>
           </w:tcPr>
@@ -773,15 +773,15 @@
             <w:tcW w:type="dxa" w:w="3046"/>
             <w:tcBorders>
               <w:top w:val="single" w:sz="4" w:color="D9D9D9"/>
+              <w:left w:val="single" w:sz="4" w:color="D9D9D9"/>
               <w:bottom w:val="single" w:sz="4" w:color="D9D9D9"/>
-              <w:left w:val="single" w:sz="4" w:color="D9D9D9"/>
               <w:right w:val="single" w:sz="4" w:color="D9D9D9"/>
             </w:tcBorders>
             <w:shd w:fill="FFFFFF"/>
             <w:tcMar>
               <w:top w:w="85" w:type="dxa"/>
+              <w:left w:w="85" w:type="dxa"/>
               <w:bottom w:w="85" w:type="dxa"/>
-              <w:left w:w="85" w:type="dxa"/>
               <w:right w:w="85" w:type="dxa"/>
             </w:tcMar>
           </w:tcPr>
@@ -805,15 +805,15 @@
             <w:tcW w:type="dxa" w:w="7106"/>
             <w:tcBorders>
               <w:top w:val="single" w:sz="4" w:color="D9D9D9"/>
+              <w:left w:val="single" w:sz="4" w:color="D9D9D9"/>
               <w:bottom w:val="single" w:sz="4" w:color="D9D9D9"/>
-              <w:left w:val="single" w:sz="4" w:color="D9D9D9"/>
               <w:right w:val="single" w:sz="4" w:color="D9D9D9"/>
             </w:tcBorders>
             <w:shd w:fill="F1F5F7"/>
             <w:tcMar>
               <w:top w:w="85" w:type="dxa"/>
+              <w:left w:w="85" w:type="dxa"/>
               <w:bottom w:w="85" w:type="dxa"/>
-              <w:left w:w="85" w:type="dxa"/>
               <w:right w:w="85" w:type="dxa"/>
             </w:tcMar>
           </w:tcPr>
@@ -836,15 +836,15 @@
             <w:tcW w:type="dxa" w:w="3046"/>
             <w:tcBorders>
               <w:top w:val="single" w:sz="4" w:color="D9D9D9"/>
+              <w:left w:val="single" w:sz="4" w:color="D9D9D9"/>
               <w:bottom w:val="single" w:sz="4" w:color="D9D9D9"/>
-              <w:left w:val="single" w:sz="4" w:color="D9D9D9"/>
               <w:right w:val="single" w:sz="4" w:color="D9D9D9"/>
             </w:tcBorders>
             <w:shd w:fill="F1F5F7"/>
             <w:tcMar>
               <w:top w:w="85" w:type="dxa"/>
+              <w:left w:w="85" w:type="dxa"/>
               <w:bottom w:w="85" w:type="dxa"/>
-              <w:left w:w="85" w:type="dxa"/>
               <w:right w:w="85" w:type="dxa"/>
             </w:tcMar>
           </w:tcPr>
@@ -868,15 +868,15 @@
             <w:tcW w:type="dxa" w:w="7106"/>
             <w:tcBorders>
               <w:top w:val="single" w:sz="4" w:color="D9D9D9"/>
+              <w:left w:val="single" w:sz="4" w:color="D9D9D9"/>
               <w:bottom w:val="single" w:sz="4" w:color="D9D9D9"/>
-              <w:left w:val="single" w:sz="4" w:color="D9D9D9"/>
               <w:right w:val="single" w:sz="4" w:color="D9D9D9"/>
             </w:tcBorders>
             <w:shd w:fill="FFFFFF"/>
             <w:tcMar>
               <w:top w:w="85" w:type="dxa"/>
+              <w:left w:w="85" w:type="dxa"/>
               <w:bottom w:w="85" w:type="dxa"/>
-              <w:left w:w="85" w:type="dxa"/>
               <w:right w:w="85" w:type="dxa"/>
             </w:tcMar>
           </w:tcPr>
@@ -899,15 +899,15 @@
             <w:tcW w:type="dxa" w:w="3046"/>
             <w:tcBorders>
               <w:top w:val="single" w:sz="4" w:color="D9D9D9"/>
+              <w:left w:val="single" w:sz="4" w:color="D9D9D9"/>
               <w:bottom w:val="single" w:sz="4" w:color="D9D9D9"/>
-              <w:left w:val="single" w:sz="4" w:color="D9D9D9"/>
               <w:right w:val="single" w:sz="4" w:color="D9D9D9"/>
             </w:tcBorders>
             <w:shd w:fill="FFFFFF"/>
             <w:tcMar>
               <w:top w:w="85" w:type="dxa"/>
+              <w:left w:w="85" w:type="dxa"/>
               <w:bottom w:w="85" w:type="dxa"/>
-              <w:left w:w="85" w:type="dxa"/>
               <w:right w:w="85" w:type="dxa"/>
             </w:tcMar>
           </w:tcPr>
@@ -1000,15 +1000,15 @@
             <w:tcW w:type="dxa" w:w="3147"/>
             <w:tcBorders>
               <w:top w:val="single" w:sz="4" w:color="D9D9D9"/>
+              <w:left w:val="single" w:sz="4" w:color="D9D9D9"/>
               <w:bottom w:val="single" w:sz="4" w:color="D9D9D9"/>
-              <w:left w:val="single" w:sz="4" w:color="D9D9D9"/>
               <w:right w:val="single" w:sz="4" w:color="D9D9D9"/>
             </w:tcBorders>
             <w:shd w:fill="142D40"/>
             <w:tcMar>
               <w:top w:w="85" w:type="dxa"/>
+              <w:left w:w="85" w:type="dxa"/>
               <w:bottom w:w="85" w:type="dxa"/>
-              <w:left w:w="85" w:type="dxa"/>
               <w:right w:w="85" w:type="dxa"/>
             </w:tcMar>
           </w:tcPr>
@@ -1030,15 +1030,15 @@
             <w:tcW w:type="dxa" w:w="2335"/>
             <w:tcBorders>
               <w:top w:val="single" w:sz="4" w:color="D9D9D9"/>
+              <w:left w:val="single" w:sz="4" w:color="D9D9D9"/>
               <w:bottom w:val="single" w:sz="4" w:color="D9D9D9"/>
-              <w:left w:val="single" w:sz="4" w:color="D9D9D9"/>
               <w:right w:val="single" w:sz="4" w:color="D9D9D9"/>
             </w:tcBorders>
             <w:shd w:fill="142D40"/>
             <w:tcMar>
               <w:top w:w="85" w:type="dxa"/>
+              <w:left w:w="85" w:type="dxa"/>
               <w:bottom w:w="85" w:type="dxa"/>
-              <w:left w:w="85" w:type="dxa"/>
               <w:right w:w="85" w:type="dxa"/>
             </w:tcMar>
           </w:tcPr>
@@ -1061,15 +1061,15 @@
             <w:tcW w:type="dxa" w:w="2335"/>
             <w:tcBorders>
               <w:top w:val="single" w:sz="4" w:color="D9D9D9"/>
+              <w:left w:val="single" w:sz="4" w:color="D9D9D9"/>
               <w:bottom w:val="single" w:sz="4" w:color="D9D9D9"/>
-              <w:left w:val="single" w:sz="4" w:color="D9D9D9"/>
               <w:right w:val="single" w:sz="4" w:color="D9D9D9"/>
             </w:tcBorders>
             <w:shd w:fill="142D40"/>
             <w:tcMar>
               <w:top w:w="85" w:type="dxa"/>
+              <w:left w:w="85" w:type="dxa"/>
               <w:bottom w:w="85" w:type="dxa"/>
-              <w:left w:w="85" w:type="dxa"/>
               <w:right w:w="85" w:type="dxa"/>
             </w:tcMar>
           </w:tcPr>
@@ -1092,15 +1092,15 @@
             <w:tcW w:type="dxa" w:w="2335"/>
             <w:tcBorders>
               <w:top w:val="single" w:sz="4" w:color="D9D9D9"/>
+              <w:left w:val="single" w:sz="4" w:color="D9D9D9"/>
               <w:bottom w:val="single" w:sz="4" w:color="D9D9D9"/>
-              <w:left w:val="single" w:sz="4" w:color="D9D9D9"/>
               <w:right w:val="single" w:sz="4" w:color="D9D9D9"/>
             </w:tcBorders>
             <w:shd w:fill="142D40"/>
             <w:tcMar>
               <w:top w:w="85" w:type="dxa"/>
+              <w:left w:w="85" w:type="dxa"/>
               <w:bottom w:w="85" w:type="dxa"/>
-              <w:left w:w="85" w:type="dxa"/>
               <w:right w:w="85" w:type="dxa"/>
             </w:tcMar>
           </w:tcPr>
@@ -1125,15 +1125,15 @@
             <w:tcW w:type="dxa" w:w="3147"/>
             <w:tcBorders>
               <w:top w:val="single" w:sz="4" w:color="D9D9D9"/>
+              <w:left w:val="single" w:sz="4" w:color="D9D9D9"/>
               <w:bottom w:val="single" w:sz="4" w:color="D9D9D9"/>
-              <w:left w:val="single" w:sz="4" w:color="D9D9D9"/>
               <w:right w:val="single" w:sz="4" w:color="D9D9D9"/>
             </w:tcBorders>
             <w:shd w:fill="FFFFFF"/>
             <w:tcMar>
               <w:top w:w="85" w:type="dxa"/>
+              <w:left w:w="85" w:type="dxa"/>
               <w:bottom w:w="85" w:type="dxa"/>
-              <w:left w:w="85" w:type="dxa"/>
               <w:right w:w="85" w:type="dxa"/>
             </w:tcMar>
           </w:tcPr>
@@ -1156,15 +1156,15 @@
             <w:tcW w:type="dxa" w:w="2335"/>
             <w:tcBorders>
               <w:top w:val="single" w:sz="4" w:color="D9D9D9"/>
+              <w:left w:val="single" w:sz="4" w:color="D9D9D9"/>
               <w:bottom w:val="single" w:sz="4" w:color="D9D9D9"/>
-              <w:left w:val="single" w:sz="4" w:color="D9D9D9"/>
               <w:right w:val="single" w:sz="4" w:color="D9D9D9"/>
             </w:tcBorders>
             <w:shd w:fill="FFFFFF"/>
             <w:tcMar>
               <w:top w:w="85" w:type="dxa"/>
+              <w:left w:w="85" w:type="dxa"/>
               <w:bottom w:w="85" w:type="dxa"/>
-              <w:left w:w="85" w:type="dxa"/>
               <w:right w:w="85" w:type="dxa"/>
             </w:tcMar>
           </w:tcPr>
@@ -1186,15 +1186,15 @@
             <w:tcW w:type="dxa" w:w="2335"/>
             <w:tcBorders>
               <w:top w:val="single" w:sz="4" w:color="D9D9D9"/>
+              <w:left w:val="single" w:sz="4" w:color="D9D9D9"/>
               <w:bottom w:val="single" w:sz="4" w:color="D9D9D9"/>
-              <w:left w:val="single" w:sz="4" w:color="D9D9D9"/>
               <w:right w:val="single" w:sz="4" w:color="D9D9D9"/>
             </w:tcBorders>
             <w:shd w:fill="FFFFFF"/>
             <w:tcMar>
               <w:top w:w="85" w:type="dxa"/>
+              <w:left w:w="85" w:type="dxa"/>
               <w:bottom w:w="85" w:type="dxa"/>
-              <w:left w:w="85" w:type="dxa"/>
               <w:right w:w="85" w:type="dxa"/>
             </w:tcMar>
           </w:tcPr>
@@ -1216,15 +1216,15 @@
             <w:tcW w:type="dxa" w:w="2335"/>
             <w:tcBorders>
               <w:top w:val="single" w:sz="4" w:color="D9D9D9"/>
+              <w:left w:val="single" w:sz="4" w:color="D9D9D9"/>
               <w:bottom w:val="single" w:sz="4" w:color="D9D9D9"/>
-              <w:left w:val="single" w:sz="4" w:color="D9D9D9"/>
               <w:right w:val="single" w:sz="4" w:color="D9D9D9"/>
             </w:tcBorders>
             <w:shd w:fill="FFFFFF"/>
             <w:tcMar>
               <w:top w:w="85" w:type="dxa"/>
+              <w:left w:w="85" w:type="dxa"/>
               <w:bottom w:w="85" w:type="dxa"/>
-              <w:left w:w="85" w:type="dxa"/>
               <w:right w:w="85" w:type="dxa"/>
             </w:tcMar>
           </w:tcPr>
@@ -1248,15 +1248,15 @@
             <w:tcW w:type="dxa" w:w="3147"/>
             <w:tcBorders>
               <w:top w:val="single" w:sz="4" w:color="D9D9D9"/>
+              <w:left w:val="single" w:sz="4" w:color="D9D9D9"/>
               <w:bottom w:val="single" w:sz="4" w:color="D9D9D9"/>
-              <w:left w:val="single" w:sz="4" w:color="D9D9D9"/>
               <w:right w:val="single" w:sz="4" w:color="D9D9D9"/>
             </w:tcBorders>
             <w:shd w:fill="F1F5F7"/>
             <w:tcMar>
               <w:top w:w="85" w:type="dxa"/>
+              <w:left w:w="85" w:type="dxa"/>
               <w:bottom w:w="85" w:type="dxa"/>
-              <w:left w:w="85" w:type="dxa"/>
               <w:right w:w="85" w:type="dxa"/>
             </w:tcMar>
           </w:tcPr>
@@ -1279,15 +1279,15 @@
             <w:tcW w:type="dxa" w:w="2335"/>
             <w:tcBorders>
               <w:top w:val="single" w:sz="4" w:color="D9D9D9"/>
+              <w:left w:val="single" w:sz="4" w:color="D9D9D9"/>
               <w:bottom w:val="single" w:sz="4" w:color="D9D9D9"/>
-              <w:left w:val="single" w:sz="4" w:color="D9D9D9"/>
               <w:right w:val="single" w:sz="4" w:color="D9D9D9"/>
             </w:tcBorders>
             <w:shd w:fill="F1F5F7"/>
             <w:tcMar>
               <w:top w:w="85" w:type="dxa"/>
+              <w:left w:w="85" w:type="dxa"/>
               <w:bottom w:w="85" w:type="dxa"/>
-              <w:left w:w="85" w:type="dxa"/>
               <w:right w:w="85" w:type="dxa"/>
             </w:tcMar>
           </w:tcPr>
@@ -1309,15 +1309,15 @@
             <w:tcW w:type="dxa" w:w="2335"/>
             <w:tcBorders>
               <w:top w:val="single" w:sz="4" w:color="D9D9D9"/>
+              <w:left w:val="single" w:sz="4" w:color="D9D9D9"/>
               <w:bottom w:val="single" w:sz="4" w:color="D9D9D9"/>
-              <w:left w:val="single" w:sz="4" w:color="D9D9D9"/>
               <w:right w:val="single" w:sz="4" w:color="D9D9D9"/>
             </w:tcBorders>
             <w:shd w:fill="F1F5F7"/>
             <w:tcMar>
               <w:top w:w="85" w:type="dxa"/>
+              <w:left w:w="85" w:type="dxa"/>
               <w:bottom w:w="85" w:type="dxa"/>
-              <w:left w:w="85" w:type="dxa"/>
               <w:right w:w="85" w:type="dxa"/>
             </w:tcMar>
           </w:tcPr>
@@ -1339,15 +1339,15 @@
             <w:tcW w:type="dxa" w:w="2335"/>
             <w:tcBorders>
               <w:top w:val="single" w:sz="4" w:color="D9D9D9"/>
+              <w:left w:val="single" w:sz="4" w:color="D9D9D9"/>
               <w:bottom w:val="single" w:sz="4" w:color="D9D9D9"/>
-              <w:left w:val="single" w:sz="4" w:color="D9D9D9"/>
               <w:right w:val="single" w:sz="4" w:color="D9D9D9"/>
             </w:tcBorders>
             <w:shd w:fill="F1F5F7"/>
             <w:tcMar>
               <w:top w:w="85" w:type="dxa"/>
+              <w:left w:w="85" w:type="dxa"/>
               <w:bottom w:w="85" w:type="dxa"/>
-              <w:left w:w="85" w:type="dxa"/>
               <w:right w:w="85" w:type="dxa"/>
             </w:tcMar>
           </w:tcPr>
@@ -1371,15 +1371,15 @@
             <w:tcW w:type="dxa" w:w="3147"/>
             <w:tcBorders>
               <w:top w:val="single" w:sz="4" w:color="D9D9D9"/>
+              <w:left w:val="single" w:sz="4" w:color="D9D9D9"/>
               <w:bottom w:val="single" w:sz="4" w:color="D9D9D9"/>
-              <w:left w:val="single" w:sz="4" w:color="D9D9D9"/>
               <w:right w:val="single" w:sz="4" w:color="D9D9D9"/>
             </w:tcBorders>
             <w:shd w:fill="FFFFFF"/>
             <w:tcMar>
               <w:top w:w="85" w:type="dxa"/>
+              <w:left w:w="85" w:type="dxa"/>
               <w:bottom w:w="85" w:type="dxa"/>
-              <w:left w:w="85" w:type="dxa"/>
               <w:right w:w="85" w:type="dxa"/>
             </w:tcMar>
           </w:tcPr>
@@ -1402,15 +1402,15 @@
             <w:tcW w:type="dxa" w:w="2335"/>
             <w:tcBorders>
               <w:top w:val="single" w:sz="4" w:color="D9D9D9"/>
+              <w:left w:val="single" w:sz="4" w:color="D9D9D9"/>
               <w:bottom w:val="single" w:sz="4" w:color="D9D9D9"/>
-              <w:left w:val="single" w:sz="4" w:color="D9D9D9"/>
               <w:right w:val="single" w:sz="4" w:color="D9D9D9"/>
             </w:tcBorders>
             <w:shd w:fill="FFFFFF"/>
             <w:tcMar>
               <w:top w:w="85" w:type="dxa"/>
+              <w:left w:w="85" w:type="dxa"/>
               <w:bottom w:w="85" w:type="dxa"/>
-              <w:left w:w="85" w:type="dxa"/>
               <w:right w:w="85" w:type="dxa"/>
             </w:tcMar>
           </w:tcPr>
@@ -1432,15 +1432,15 @@
             <w:tcW w:type="dxa" w:w="2335"/>
             <w:tcBorders>
               <w:top w:val="single" w:sz="4" w:color="D9D9D9"/>
+              <w:left w:val="single" w:sz="4" w:color="D9D9D9"/>
               <w:bottom w:val="single" w:sz="4" w:color="D9D9D9"/>
-              <w:left w:val="single" w:sz="4" w:color="D9D9D9"/>
               <w:right w:val="single" w:sz="4" w:color="D9D9D9"/>
             </w:tcBorders>
             <w:shd w:fill="FFFFFF"/>
             <w:tcMar>
               <w:top w:w="85" w:type="dxa"/>
+              <w:left w:w="85" w:type="dxa"/>
               <w:bottom w:w="85" w:type="dxa"/>
-              <w:left w:w="85" w:type="dxa"/>
               <w:right w:w="85" w:type="dxa"/>
             </w:tcMar>
           </w:tcPr>
@@ -1462,15 +1462,15 @@
             <w:tcW w:type="dxa" w:w="2335"/>
             <w:tcBorders>
               <w:top w:val="single" w:sz="4" w:color="D9D9D9"/>
+              <w:left w:val="single" w:sz="4" w:color="D9D9D9"/>
               <w:bottom w:val="single" w:sz="4" w:color="D9D9D9"/>
-              <w:left w:val="single" w:sz="4" w:color="D9D9D9"/>
               <w:right w:val="single" w:sz="4" w:color="D9D9D9"/>
             </w:tcBorders>
             <w:shd w:fill="FFFFFF"/>
             <w:tcMar>
               <w:top w:w="85" w:type="dxa"/>
+              <w:left w:w="85" w:type="dxa"/>
               <w:bottom w:w="85" w:type="dxa"/>
-              <w:left w:w="85" w:type="dxa"/>
               <w:right w:w="85" w:type="dxa"/>
             </w:tcMar>
           </w:tcPr>
@@ -1677,15 +1677,15 @@
             <w:tcW w:type="dxa" w:w="1218"/>
             <w:tcBorders>
               <w:top w:val="single" w:sz="4" w:color="D9D9D9"/>
+              <w:left w:val="single" w:sz="4" w:color="D9D9D9"/>
               <w:bottom w:val="single" w:sz="4" w:color="D9D9D9"/>
-              <w:left w:val="single" w:sz="4" w:color="D9D9D9"/>
               <w:right w:val="single" w:sz="4" w:color="D9D9D9"/>
             </w:tcBorders>
             <w:shd w:fill="142D40"/>
             <w:tcMar>
               <w:top w:w="85" w:type="dxa"/>
+              <w:left w:w="85" w:type="dxa"/>
               <w:bottom w:w="85" w:type="dxa"/>
-              <w:left w:w="85" w:type="dxa"/>
               <w:right w:w="85" w:type="dxa"/>
             </w:tcMar>
           </w:tcPr>
@@ -1708,15 +1708,15 @@
             <w:tcW w:type="dxa" w:w="2233"/>
             <w:tcBorders>
               <w:top w:val="single" w:sz="4" w:color="D9D9D9"/>
+              <w:left w:val="single" w:sz="4" w:color="D9D9D9"/>
               <w:bottom w:val="single" w:sz="4" w:color="D9D9D9"/>
-              <w:left w:val="single" w:sz="4" w:color="D9D9D9"/>
               <w:right w:val="single" w:sz="4" w:color="D9D9D9"/>
             </w:tcBorders>
             <w:shd w:fill="142D40"/>
             <w:tcMar>
               <w:top w:w="85" w:type="dxa"/>
+              <w:left w:w="85" w:type="dxa"/>
               <w:bottom w:w="85" w:type="dxa"/>
-              <w:left w:w="85" w:type="dxa"/>
               <w:right w:w="85" w:type="dxa"/>
             </w:tcMar>
           </w:tcPr>
@@ -1739,15 +1739,15 @@
             <w:tcW w:type="dxa" w:w="2233"/>
             <w:tcBorders>
               <w:top w:val="single" w:sz="4" w:color="D9D9D9"/>
+              <w:left w:val="single" w:sz="4" w:color="D9D9D9"/>
               <w:bottom w:val="single" w:sz="4" w:color="D9D9D9"/>
-              <w:left w:val="single" w:sz="4" w:color="D9D9D9"/>
               <w:right w:val="single" w:sz="4" w:color="D9D9D9"/>
             </w:tcBorders>
             <w:shd w:fill="142D40"/>
             <w:tcMar>
               <w:top w:w="85" w:type="dxa"/>
+              <w:left w:w="85" w:type="dxa"/>
               <w:bottom w:w="85" w:type="dxa"/>
-              <w:left w:w="85" w:type="dxa"/>
               <w:right w:w="85" w:type="dxa"/>
             </w:tcMar>
           </w:tcPr>
@@ -1770,15 +1770,15 @@
             <w:tcW w:type="dxa" w:w="2030"/>
             <w:tcBorders>
               <w:top w:val="single" w:sz="4" w:color="D9D9D9"/>
+              <w:left w:val="single" w:sz="4" w:color="D9D9D9"/>
               <w:bottom w:val="single" w:sz="4" w:color="D9D9D9"/>
-              <w:left w:val="single" w:sz="4" w:color="D9D9D9"/>
               <w:right w:val="single" w:sz="4" w:color="D9D9D9"/>
             </w:tcBorders>
             <w:shd w:fill="142D40"/>
             <w:tcMar>
               <w:top w:w="85" w:type="dxa"/>
+              <w:left w:w="85" w:type="dxa"/>
               <w:bottom w:w="85" w:type="dxa"/>
-              <w:left w:w="85" w:type="dxa"/>
               <w:right w:w="85" w:type="dxa"/>
             </w:tcMar>
           </w:tcPr>
@@ -1801,15 +1801,15 @@
             <w:tcW w:type="dxa" w:w="2436"/>
             <w:tcBorders>
               <w:top w:val="single" w:sz="4" w:color="D9D9D9"/>
+              <w:left w:val="single" w:sz="4" w:color="D9D9D9"/>
               <w:bottom w:val="single" w:sz="4" w:color="D9D9D9"/>
-              <w:left w:val="single" w:sz="4" w:color="D9D9D9"/>
               <w:right w:val="single" w:sz="4" w:color="D9D9D9"/>
             </w:tcBorders>
             <w:shd w:fill="142D40"/>
             <w:tcMar>
               <w:top w:w="85" w:type="dxa"/>
+              <w:left w:w="85" w:type="dxa"/>
               <w:bottom w:w="85" w:type="dxa"/>
-              <w:left w:w="85" w:type="dxa"/>
               <w:right w:w="85" w:type="dxa"/>
             </w:tcMar>
           </w:tcPr>
@@ -1834,15 +1834,15 @@
             <w:tcW w:type="dxa" w:w="1218"/>
             <w:tcBorders>
               <w:top w:val="single" w:sz="4" w:color="D9D9D9"/>
+              <w:left w:val="single" w:sz="4" w:color="D9D9D9"/>
               <w:bottom w:val="single" w:sz="4" w:color="D9D9D9"/>
-              <w:left w:val="single" w:sz="4" w:color="D9D9D9"/>
               <w:right w:val="single" w:sz="4" w:color="D9D9D9"/>
             </w:tcBorders>
             <w:shd w:fill="FFFFFF"/>
             <w:tcMar>
               <w:top w:w="85" w:type="dxa"/>
+              <w:left w:w="85" w:type="dxa"/>
               <w:bottom w:w="85" w:type="dxa"/>
-              <w:left w:w="85" w:type="dxa"/>
               <w:right w:w="85" w:type="dxa"/>
             </w:tcMar>
           </w:tcPr>
@@ -1865,15 +1865,15 @@
             <w:tcW w:type="dxa" w:w="2233"/>
             <w:tcBorders>
               <w:top w:val="single" w:sz="4" w:color="D9D9D9"/>
+              <w:left w:val="single" w:sz="4" w:color="D9D9D9"/>
               <w:bottom w:val="single" w:sz="4" w:color="D9D9D9"/>
-              <w:left w:val="single" w:sz="4" w:color="D9D9D9"/>
               <w:right w:val="single" w:sz="4" w:color="D9D9D9"/>
             </w:tcBorders>
             <w:shd w:fill="FFFFFF"/>
             <w:tcMar>
               <w:top w:w="85" w:type="dxa"/>
+              <w:left w:w="85" w:type="dxa"/>
               <w:bottom w:w="85" w:type="dxa"/>
-              <w:left w:w="85" w:type="dxa"/>
               <w:right w:w="85" w:type="dxa"/>
             </w:tcMar>
           </w:tcPr>
@@ -1896,15 +1896,15 @@
             <w:tcW w:type="dxa" w:w="2233"/>
             <w:tcBorders>
               <w:top w:val="single" w:sz="4" w:color="D9D9D9"/>
+              <w:left w:val="single" w:sz="4" w:color="D9D9D9"/>
               <w:bottom w:val="single" w:sz="4" w:color="D9D9D9"/>
-              <w:left w:val="single" w:sz="4" w:color="D9D9D9"/>
               <w:right w:val="single" w:sz="4" w:color="D9D9D9"/>
             </w:tcBorders>
             <w:shd w:fill="FFFFFF"/>
             <w:tcMar>
               <w:top w:w="85" w:type="dxa"/>
+              <w:left w:w="85" w:type="dxa"/>
               <w:bottom w:w="85" w:type="dxa"/>
-              <w:left w:w="85" w:type="dxa"/>
               <w:right w:w="85" w:type="dxa"/>
             </w:tcMar>
           </w:tcPr>
@@ -1927,15 +1927,15 @@
             <w:tcW w:type="dxa" w:w="2030"/>
             <w:tcBorders>
               <w:top w:val="single" w:sz="4" w:color="D9D9D9"/>
+              <w:left w:val="single" w:sz="4" w:color="D9D9D9"/>
               <w:bottom w:val="single" w:sz="4" w:color="D9D9D9"/>
-              <w:left w:val="single" w:sz="4" w:color="D9D9D9"/>
               <w:right w:val="single" w:sz="4" w:color="D9D9D9"/>
             </w:tcBorders>
             <w:shd w:fill="FFFFFF"/>
             <w:tcMar>
               <w:top w:w="85" w:type="dxa"/>
+              <w:left w:w="85" w:type="dxa"/>
               <w:bottom w:w="85" w:type="dxa"/>
-              <w:left w:w="85" w:type="dxa"/>
               <w:right w:w="85" w:type="dxa"/>
             </w:tcMar>
           </w:tcPr>
@@ -1958,15 +1958,15 @@
             <w:tcW w:type="dxa" w:w="2436"/>
             <w:tcBorders>
               <w:top w:val="single" w:sz="4" w:color="D9D9D9"/>
+              <w:left w:val="single" w:sz="4" w:color="D9D9D9"/>
               <w:bottom w:val="single" w:sz="4" w:color="D9D9D9"/>
-              <w:left w:val="single" w:sz="4" w:color="D9D9D9"/>
               <w:right w:val="single" w:sz="4" w:color="D9D9D9"/>
             </w:tcBorders>
             <w:shd w:fill="FFFFFF"/>
             <w:tcMar>
               <w:top w:w="85" w:type="dxa"/>
+              <w:left w:w="85" w:type="dxa"/>
               <w:bottom w:w="85" w:type="dxa"/>
-              <w:left w:w="85" w:type="dxa"/>
               <w:right w:w="85" w:type="dxa"/>
             </w:tcMar>
           </w:tcPr>
@@ -1991,15 +1991,15 @@
             <w:tcW w:type="dxa" w:w="1218"/>
             <w:tcBorders>
               <w:top w:val="single" w:sz="4" w:color="D9D9D9"/>
+              <w:left w:val="single" w:sz="4" w:color="D9D9D9"/>
               <w:bottom w:val="single" w:sz="4" w:color="D9D9D9"/>
-              <w:left w:val="single" w:sz="4" w:color="D9D9D9"/>
               <w:right w:val="single" w:sz="4" w:color="D9D9D9"/>
             </w:tcBorders>
             <w:shd w:fill="F1F5F7"/>
             <w:tcMar>
               <w:top w:w="85" w:type="dxa"/>
+              <w:left w:w="85" w:type="dxa"/>
               <w:bottom w:w="85" w:type="dxa"/>
-              <w:left w:w="85" w:type="dxa"/>
               <w:right w:w="85" w:type="dxa"/>
             </w:tcMar>
           </w:tcPr>
@@ -2022,15 +2022,15 @@
             <w:tcW w:type="dxa" w:w="2233"/>
             <w:tcBorders>
               <w:top w:val="single" w:sz="4" w:color="D9D9D9"/>
+              <w:left w:val="single" w:sz="4" w:color="D9D9D9"/>
               <w:bottom w:val="single" w:sz="4" w:color="D9D9D9"/>
-              <w:left w:val="single" w:sz="4" w:color="D9D9D9"/>
               <w:right w:val="single" w:sz="4" w:color="D9D9D9"/>
             </w:tcBorders>
             <w:shd w:fill="F1F5F7"/>
             <w:tcMar>
               <w:top w:w="85" w:type="dxa"/>
+              <w:left w:w="85" w:type="dxa"/>
               <w:bottom w:w="85" w:type="dxa"/>
-              <w:left w:w="85" w:type="dxa"/>
               <w:right w:w="85" w:type="dxa"/>
             </w:tcMar>
           </w:tcPr>
@@ -2053,15 +2053,15 @@
             <w:tcW w:type="dxa" w:w="2233"/>
             <w:tcBorders>
               <w:top w:val="single" w:sz="4" w:color="D9D9D9"/>
+              <w:left w:val="single" w:sz="4" w:color="D9D9D9"/>
               <w:bottom w:val="single" w:sz="4" w:color="D9D9D9"/>
-              <w:left w:val="single" w:sz="4" w:color="D9D9D9"/>
               <w:right w:val="single" w:sz="4" w:color="D9D9D9"/>
             </w:tcBorders>
             <w:shd w:fill="F1F5F7"/>
             <w:tcMar>
               <w:top w:w="85" w:type="dxa"/>
+              <w:left w:w="85" w:type="dxa"/>
               <w:bottom w:w="85" w:type="dxa"/>
-              <w:left w:w="85" w:type="dxa"/>
               <w:right w:w="85" w:type="dxa"/>
             </w:tcMar>
           </w:tcPr>
@@ -2083,15 +2083,15 @@
             <w:tcW w:type="dxa" w:w="2030"/>
             <w:tcBorders>
               <w:top w:val="single" w:sz="4" w:color="D9D9D9"/>
+              <w:left w:val="single" w:sz="4" w:color="D9D9D9"/>
               <w:bottom w:val="single" w:sz="4" w:color="D9D9D9"/>
-              <w:left w:val="single" w:sz="4" w:color="D9D9D9"/>
               <w:right w:val="single" w:sz="4" w:color="D9D9D9"/>
             </w:tcBorders>
             <w:shd w:fill="F1F5F7"/>
             <w:tcMar>
               <w:top w:w="85" w:type="dxa"/>
+              <w:left w:w="85" w:type="dxa"/>
               <w:bottom w:w="85" w:type="dxa"/>
-              <w:left w:w="85" w:type="dxa"/>
               <w:right w:w="85" w:type="dxa"/>
             </w:tcMar>
           </w:tcPr>
@@ -2114,15 +2114,15 @@
             <w:tcW w:type="dxa" w:w="2436"/>
             <w:tcBorders>
               <w:top w:val="single" w:sz="4" w:color="D9D9D9"/>
+              <w:left w:val="single" w:sz="4" w:color="D9D9D9"/>
               <w:bottom w:val="single" w:sz="4" w:color="D9D9D9"/>
-              <w:left w:val="single" w:sz="4" w:color="D9D9D9"/>
               <w:right w:val="single" w:sz="4" w:color="D9D9D9"/>
             </w:tcBorders>
             <w:shd w:fill="F1F5F7"/>
             <w:tcMar>
               <w:top w:w="85" w:type="dxa"/>
+              <w:left w:w="85" w:type="dxa"/>
               <w:bottom w:w="85" w:type="dxa"/>
-              <w:left w:w="85" w:type="dxa"/>
               <w:right w:w="85" w:type="dxa"/>
             </w:tcMar>
           </w:tcPr>
@@ -2146,15 +2146,15 @@
             <w:tcW w:type="dxa" w:w="1218"/>
             <w:tcBorders>
               <w:top w:val="single" w:sz="4" w:color="D9D9D9"/>
+              <w:left w:val="single" w:sz="4" w:color="D9D9D9"/>
               <w:bottom w:val="single" w:sz="4" w:color="D9D9D9"/>
-              <w:left w:val="single" w:sz="4" w:color="D9D9D9"/>
               <w:right w:val="single" w:sz="4" w:color="D9D9D9"/>
             </w:tcBorders>
             <w:shd w:fill="FFFFFF"/>
             <w:tcMar>
               <w:top w:w="85" w:type="dxa"/>
+              <w:left w:w="85" w:type="dxa"/>
               <w:bottom w:w="85" w:type="dxa"/>
-              <w:left w:w="85" w:type="dxa"/>
               <w:right w:w="85" w:type="dxa"/>
             </w:tcMar>
           </w:tcPr>
@@ -2177,15 +2177,15 @@
             <w:tcW w:type="dxa" w:w="2233"/>
             <w:tcBorders>
               <w:top w:val="single" w:sz="4" w:color="D9D9D9"/>
+              <w:left w:val="single" w:sz="4" w:color="D9D9D9"/>
               <w:bottom w:val="single" w:sz="4" w:color="D9D9D9"/>
-              <w:left w:val="single" w:sz="4" w:color="D9D9D9"/>
               <w:right w:val="single" w:sz="4" w:color="D9D9D9"/>
             </w:tcBorders>
             <w:shd w:fill="FFFFFF"/>
             <w:tcMar>
               <w:top w:w="85" w:type="dxa"/>
+              <w:left w:w="85" w:type="dxa"/>
               <w:bottom w:w="85" w:type="dxa"/>
-              <w:left w:w="85" w:type="dxa"/>
               <w:right w:w="85" w:type="dxa"/>
             </w:tcMar>
           </w:tcPr>
@@ -2207,15 +2207,15 @@
             <w:tcW w:type="dxa" w:w="2233"/>
             <w:tcBorders>
               <w:top w:val="single" w:sz="4" w:color="D9D9D9"/>
+              <w:left w:val="single" w:sz="4" w:color="D9D9D9"/>
               <w:bottom w:val="single" w:sz="4" w:color="D9D9D9"/>
-              <w:left w:val="single" w:sz="4" w:color="D9D9D9"/>
               <w:right w:val="single" w:sz="4" w:color="D9D9D9"/>
             </w:tcBorders>
             <w:shd w:fill="FFFFFF"/>
             <w:tcMar>
               <w:top w:w="85" w:type="dxa"/>
+              <w:left w:w="85" w:type="dxa"/>
               <w:bottom w:w="85" w:type="dxa"/>
-              <w:left w:w="85" w:type="dxa"/>
               <w:right w:w="85" w:type="dxa"/>
             </w:tcMar>
           </w:tcPr>
@@ -2237,15 +2237,15 @@
             <w:tcW w:type="dxa" w:w="2030"/>
             <w:tcBorders>
               <w:top w:val="single" w:sz="4" w:color="D9D9D9"/>
+              <w:left w:val="single" w:sz="4" w:color="D9D9D9"/>
               <w:bottom w:val="single" w:sz="4" w:color="D9D9D9"/>
-              <w:left w:val="single" w:sz="4" w:color="D9D9D9"/>
               <w:right w:val="single" w:sz="4" w:color="D9D9D9"/>
             </w:tcBorders>
             <w:shd w:fill="FFFFFF"/>
             <w:tcMar>
               <w:top w:w="85" w:type="dxa"/>
+              <w:left w:w="85" w:type="dxa"/>
               <w:bottom w:w="85" w:type="dxa"/>
-              <w:left w:w="85" w:type="dxa"/>
               <w:right w:w="85" w:type="dxa"/>
             </w:tcMar>
           </w:tcPr>
@@ -2268,15 +2268,15 @@
             <w:tcW w:type="dxa" w:w="2436"/>
             <w:tcBorders>
               <w:top w:val="single" w:sz="4" w:color="D9D9D9"/>
+              <w:left w:val="single" w:sz="4" w:color="D9D9D9"/>
               <w:bottom w:val="single" w:sz="4" w:color="D9D9D9"/>
-              <w:left w:val="single" w:sz="4" w:color="D9D9D9"/>
               <w:right w:val="single" w:sz="4" w:color="D9D9D9"/>
             </w:tcBorders>
             <w:shd w:fill="FFFFFF"/>
             <w:tcMar>
               <w:top w:w="85" w:type="dxa"/>
+              <w:left w:w="85" w:type="dxa"/>
               <w:bottom w:w="85" w:type="dxa"/>
-              <w:left w:w="85" w:type="dxa"/>
               <w:right w:w="85" w:type="dxa"/>
             </w:tcMar>
           </w:tcPr>
@@ -2300,15 +2300,15 @@
             <w:tcW w:type="dxa" w:w="1218"/>
             <w:tcBorders>
               <w:top w:val="single" w:sz="4" w:color="D9D9D9"/>
+              <w:left w:val="single" w:sz="4" w:color="D9D9D9"/>
               <w:bottom w:val="single" w:sz="4" w:color="D9D9D9"/>
-              <w:left w:val="single" w:sz="4" w:color="D9D9D9"/>
               <w:right w:val="single" w:sz="4" w:color="D9D9D9"/>
             </w:tcBorders>
             <w:shd w:fill="F1F5F7"/>
             <w:tcMar>
               <w:top w:w="85" w:type="dxa"/>
+              <w:left w:w="85" w:type="dxa"/>
               <w:bottom w:w="85" w:type="dxa"/>
-              <w:left w:w="85" w:type="dxa"/>
               <w:right w:w="85" w:type="dxa"/>
             </w:tcMar>
           </w:tcPr>
@@ -2331,15 +2331,15 @@
             <w:tcW w:type="dxa" w:w="2233"/>
             <w:tcBorders>
               <w:top w:val="single" w:sz="4" w:color="D9D9D9"/>
+              <w:left w:val="single" w:sz="4" w:color="D9D9D9"/>
               <w:bottom w:val="single" w:sz="4" w:color="D9D9D9"/>
-              <w:left w:val="single" w:sz="4" w:color="D9D9D9"/>
               <w:right w:val="single" w:sz="4" w:color="D9D9D9"/>
             </w:tcBorders>
             <w:shd w:fill="F1F5F7"/>
             <w:tcMar>
               <w:top w:w="85" w:type="dxa"/>
+              <w:left w:w="85" w:type="dxa"/>
               <w:bottom w:w="85" w:type="dxa"/>
-              <w:left w:w="85" w:type="dxa"/>
               <w:right w:w="85" w:type="dxa"/>
             </w:tcMar>
           </w:tcPr>
@@ -2361,15 +2361,15 @@
             <w:tcW w:type="dxa" w:w="2233"/>
             <w:tcBorders>
               <w:top w:val="single" w:sz="4" w:color="D9D9D9"/>
+              <w:left w:val="single" w:sz="4" w:color="D9D9D9"/>
               <w:bottom w:val="single" w:sz="4" w:color="D9D9D9"/>
-              <w:left w:val="single" w:sz="4" w:color="D9D9D9"/>
               <w:right w:val="single" w:sz="4" w:color="D9D9D9"/>
             </w:tcBorders>
             <w:shd w:fill="F1F5F7"/>
             <w:tcMar>
               <w:top w:w="85" w:type="dxa"/>
+              <w:left w:w="85" w:type="dxa"/>
               <w:bottom w:w="85" w:type="dxa"/>
-              <w:left w:w="85" w:type="dxa"/>
               <w:right w:w="85" w:type="dxa"/>
             </w:tcMar>
           </w:tcPr>
@@ -2391,15 +2391,15 @@
             <w:tcW w:type="dxa" w:w="2030"/>
             <w:tcBorders>
               <w:top w:val="single" w:sz="4" w:color="D9D9D9"/>
+              <w:left w:val="single" w:sz="4" w:color="D9D9D9"/>
               <w:bottom w:val="single" w:sz="4" w:color="D9D9D9"/>
-              <w:left w:val="single" w:sz="4" w:color="D9D9D9"/>
               <w:right w:val="single" w:sz="4" w:color="D9D9D9"/>
             </w:tcBorders>
             <w:shd w:fill="F1F5F7"/>
             <w:tcMar>
               <w:top w:w="85" w:type="dxa"/>
+              <w:left w:w="85" w:type="dxa"/>
               <w:bottom w:w="85" w:type="dxa"/>
-              <w:left w:w="85" w:type="dxa"/>
               <w:right w:w="85" w:type="dxa"/>
             </w:tcMar>
           </w:tcPr>
@@ -2422,15 +2422,15 @@
             <w:tcW w:type="dxa" w:w="2436"/>
             <w:tcBorders>
               <w:top w:val="single" w:sz="4" w:color="D9D9D9"/>
+              <w:left w:val="single" w:sz="4" w:color="D9D9D9"/>
               <w:bottom w:val="single" w:sz="4" w:color="D9D9D9"/>
-              <w:left w:val="single" w:sz="4" w:color="D9D9D9"/>
               <w:right w:val="single" w:sz="4" w:color="D9D9D9"/>
             </w:tcBorders>
             <w:shd w:fill="F1F5F7"/>
             <w:tcMar>
               <w:top w:w="85" w:type="dxa"/>
+              <w:left w:w="85" w:type="dxa"/>
               <w:bottom w:w="85" w:type="dxa"/>
-              <w:left w:w="85" w:type="dxa"/>
               <w:right w:w="85" w:type="dxa"/>
             </w:tcMar>
           </w:tcPr>
@@ -2454,15 +2454,15 @@
             <w:tcW w:type="dxa" w:w="1218"/>
             <w:tcBorders>
               <w:top w:val="single" w:sz="4" w:color="D9D9D9"/>
+              <w:left w:val="single" w:sz="4" w:color="D9D9D9"/>
               <w:bottom w:val="single" w:sz="4" w:color="D9D9D9"/>
-              <w:left w:val="single" w:sz="4" w:color="D9D9D9"/>
               <w:right w:val="single" w:sz="4" w:color="D9D9D9"/>
             </w:tcBorders>
             <w:shd w:fill="FFFFFF"/>
             <w:tcMar>
               <w:top w:w="85" w:type="dxa"/>
+              <w:left w:w="85" w:type="dxa"/>
               <w:bottom w:w="85" w:type="dxa"/>
-              <w:left w:w="85" w:type="dxa"/>
               <w:right w:w="85" w:type="dxa"/>
             </w:tcMar>
           </w:tcPr>
@@ -2485,15 +2485,15 @@
             <w:tcW w:type="dxa" w:w="2233"/>
             <w:tcBorders>
               <w:top w:val="single" w:sz="4" w:color="D9D9D9"/>
+              <w:left w:val="single" w:sz="4" w:color="D9D9D9"/>
               <w:bottom w:val="single" w:sz="4" w:color="D9D9D9"/>
-              <w:left w:val="single" w:sz="4" w:color="D9D9D9"/>
               <w:right w:val="single" w:sz="4" w:color="D9D9D9"/>
             </w:tcBorders>
             <w:shd w:fill="FFFFFF"/>
             <w:tcMar>
               <w:top w:w="85" w:type="dxa"/>
+              <w:left w:w="85" w:type="dxa"/>
               <w:bottom w:w="85" w:type="dxa"/>
-              <w:left w:w="85" w:type="dxa"/>
               <w:right w:w="85" w:type="dxa"/>
             </w:tcMar>
           </w:tcPr>
@@ -2515,15 +2515,15 @@
             <w:tcW w:type="dxa" w:w="2233"/>
             <w:tcBorders>
               <w:top w:val="single" w:sz="4" w:color="D9D9D9"/>
+              <w:left w:val="single" w:sz="4" w:color="D9D9D9"/>
               <w:bottom w:val="single" w:sz="4" w:color="D9D9D9"/>
-              <w:left w:val="single" w:sz="4" w:color="D9D9D9"/>
               <w:right w:val="single" w:sz="4" w:color="D9D9D9"/>
             </w:tcBorders>
             <w:shd w:fill="FFFFFF"/>
             <w:tcMar>
               <w:top w:w="85" w:type="dxa"/>
+              <w:left w:w="85" w:type="dxa"/>
               <w:bottom w:w="85" w:type="dxa"/>
-              <w:left w:w="85" w:type="dxa"/>
               <w:right w:w="85" w:type="dxa"/>
             </w:tcMar>
           </w:tcPr>
@@ -2545,15 +2545,15 @@
             <w:tcW w:type="dxa" w:w="2030"/>
             <w:tcBorders>
               <w:top w:val="single" w:sz="4" w:color="D9D9D9"/>
+              <w:left w:val="single" w:sz="4" w:color="D9D9D9"/>
               <w:bottom w:val="single" w:sz="4" w:color="D9D9D9"/>
-              <w:left w:val="single" w:sz="4" w:color="D9D9D9"/>
               <w:right w:val="single" w:sz="4" w:color="D9D9D9"/>
             </w:tcBorders>
             <w:shd w:fill="FFFFFF"/>
             <w:tcMar>
               <w:top w:w="85" w:type="dxa"/>
+              <w:left w:w="85" w:type="dxa"/>
               <w:bottom w:w="85" w:type="dxa"/>
-              <w:left w:w="85" w:type="dxa"/>
               <w:right w:w="85" w:type="dxa"/>
             </w:tcMar>
           </w:tcPr>
@@ -2576,15 +2576,15 @@
             <w:tcW w:type="dxa" w:w="2436"/>
             <w:tcBorders>
               <w:top w:val="single" w:sz="4" w:color="D9D9D9"/>
+              <w:left w:val="single" w:sz="4" w:color="D9D9D9"/>
               <w:bottom w:val="single" w:sz="4" w:color="D9D9D9"/>
-              <w:left w:val="single" w:sz="4" w:color="D9D9D9"/>
               <w:right w:val="single" w:sz="4" w:color="D9D9D9"/>
             </w:tcBorders>
             <w:shd w:fill="FFFFFF"/>
             <w:tcMar>
               <w:top w:w="85" w:type="dxa"/>
+              <w:left w:w="85" w:type="dxa"/>
               <w:bottom w:w="85" w:type="dxa"/>
-              <w:left w:w="85" w:type="dxa"/>
               <w:right w:w="85" w:type="dxa"/>
             </w:tcMar>
           </w:tcPr>
@@ -2608,15 +2608,15 @@
             <w:tcW w:type="dxa" w:w="1218"/>
             <w:tcBorders>
               <w:top w:val="single" w:sz="4" w:color="D9D9D9"/>
+              <w:left w:val="single" w:sz="4" w:color="D9D9D9"/>
               <w:bottom w:val="single" w:sz="4" w:color="D9D9D9"/>
-              <w:left w:val="single" w:sz="4" w:color="D9D9D9"/>
               <w:right w:val="single" w:sz="4" w:color="D9D9D9"/>
             </w:tcBorders>
             <w:shd w:fill="F1F5F7"/>
             <w:tcMar>
               <w:top w:w="85" w:type="dxa"/>
+              <w:left w:w="85" w:type="dxa"/>
               <w:bottom w:w="85" w:type="dxa"/>
-              <w:left w:w="85" w:type="dxa"/>
               <w:right w:w="85" w:type="dxa"/>
             </w:tcMar>
           </w:tcPr>
@@ -2639,15 +2639,15 @@
             <w:tcW w:type="dxa" w:w="2233"/>
             <w:tcBorders>
               <w:top w:val="single" w:sz="4" w:color="D9D9D9"/>
+              <w:left w:val="single" w:sz="4" w:color="D9D9D9"/>
               <w:bottom w:val="single" w:sz="4" w:color="D9D9D9"/>
-              <w:left w:val="single" w:sz="4" w:color="D9D9D9"/>
               <w:right w:val="single" w:sz="4" w:color="D9D9D9"/>
             </w:tcBorders>
             <w:shd w:fill="F1F5F7"/>
             <w:tcMar>
               <w:top w:w="85" w:type="dxa"/>
+              <w:left w:w="85" w:type="dxa"/>
               <w:bottom w:w="85" w:type="dxa"/>
-              <w:left w:w="85" w:type="dxa"/>
               <w:right w:w="85" w:type="dxa"/>
             </w:tcMar>
           </w:tcPr>
@@ -2669,15 +2669,15 @@
             <w:tcW w:type="dxa" w:w="2233"/>
             <w:tcBorders>
               <w:top w:val="single" w:sz="4" w:color="D9D9D9"/>
+              <w:left w:val="single" w:sz="4" w:color="D9D9D9"/>
               <w:bottom w:val="single" w:sz="4" w:color="D9D9D9"/>
-              <w:left w:val="single" w:sz="4" w:color="D9D9D9"/>
               <w:right w:val="single" w:sz="4" w:color="D9D9D9"/>
             </w:tcBorders>
             <w:shd w:fill="F1F5F7"/>
             <w:tcMar>
               <w:top w:w="85" w:type="dxa"/>
+              <w:left w:w="85" w:type="dxa"/>
               <w:bottom w:w="85" w:type="dxa"/>
-              <w:left w:w="85" w:type="dxa"/>
               <w:right w:w="85" w:type="dxa"/>
             </w:tcMar>
           </w:tcPr>
@@ -2699,15 +2699,15 @@
             <w:tcW w:type="dxa" w:w="2030"/>
             <w:tcBorders>
               <w:top w:val="single" w:sz="4" w:color="D9D9D9"/>
+              <w:left w:val="single" w:sz="4" w:color="D9D9D9"/>
               <w:bottom w:val="single" w:sz="4" w:color="D9D9D9"/>
-              <w:left w:val="single" w:sz="4" w:color="D9D9D9"/>
               <w:right w:val="single" w:sz="4" w:color="D9D9D9"/>
             </w:tcBorders>
             <w:shd w:fill="F1F5F7"/>
             <w:tcMar>
               <w:top w:w="85" w:type="dxa"/>
+              <w:left w:w="85" w:type="dxa"/>
               <w:bottom w:w="85" w:type="dxa"/>
-              <w:left w:w="85" w:type="dxa"/>
               <w:right w:w="85" w:type="dxa"/>
             </w:tcMar>
           </w:tcPr>
@@ -2730,15 +2730,15 @@
             <w:tcW w:type="dxa" w:w="2436"/>
             <w:tcBorders>
               <w:top w:val="single" w:sz="4" w:color="D9D9D9"/>
+              <w:left w:val="single" w:sz="4" w:color="D9D9D9"/>
               <w:bottom w:val="single" w:sz="4" w:color="D9D9D9"/>
-              <w:left w:val="single" w:sz="4" w:color="D9D9D9"/>
               <w:right w:val="single" w:sz="4" w:color="D9D9D9"/>
             </w:tcBorders>
             <w:shd w:fill="F1F5F7"/>
             <w:tcMar>
               <w:top w:w="85" w:type="dxa"/>
+              <w:left w:w="85" w:type="dxa"/>
               <w:bottom w:w="85" w:type="dxa"/>
-              <w:left w:w="85" w:type="dxa"/>
               <w:right w:w="85" w:type="dxa"/>
             </w:tcMar>
           </w:tcPr>
